--- a/Personal/Road To CV/NicolásAlejandroDiDomenico_CV_V2.docx
+++ b/Personal/Road To CV/NicolásAlejandroDiDomenico_CV_V2.docx
@@ -1,6 +1,6 @@
 
 <file path=word/document.xml><?xml version="1.0" encoding="utf-8"?>
-<w:document xmlns:wpc="http://schemas.microsoft.com/office/word/2010/wordprocessingCanvas" xmlns:cx="http://schemas.microsoft.com/office/drawing/2014/chartex" xmlns:cx1="http://schemas.microsoft.com/office/drawing/2015/9/8/chartex" xmlns:cx2="http://schemas.microsoft.com/office/drawing/2015/10/21/chartex" xmlns:cx3="http://schemas.microsoft.com/office/drawing/2016/5/9/chartex" xmlns:cx4="http://schemas.microsoft.com/office/drawing/2016/5/10/chartex" xmlns:cx5="http://schemas.microsoft.com/office/drawing/2016/5/11/chartex" xmlns:cx6="http://schemas.microsoft.com/office/drawing/2016/5/12/chartex" xmlns:cx7="http://schemas.microsoft.com/office/drawing/2016/5/13/chartex" xmlns:cx8="http://schemas.microsoft.com/office/drawing/2016/5/14/chartex" xmlns:mc="http://schemas.openxmlformats.org/markup-compatibility/2006" xmlns:aink="http://schemas.microsoft.com/office/drawing/2016/ink" xmlns:am3d="http://schemas.microsoft.com/office/drawing/2017/model3d" xmlns:o="urn:schemas-microsoft-com:office:office" xmlns:oel="http://schemas.microsoft.com/office/2019/extlst" xmlns:r="http://schemas.openxmlformats.org/officeDocument/2006/relationships" xmlns:m="http://schemas.openxmlformats.org/officeDocument/2006/math" xmlns:v="urn:schemas-microsoft-com:vml" xmlns:wp14="http://schemas.microsoft.com/office/word/2010/wordprocessingDrawing" xmlns:wp="http://schemas.openxmlformats.org/drawingml/2006/wordprocessingDrawing" xmlns:w10="urn:schemas-microsoft-com:office:word" xmlns:w="http://schemas.openxmlformats.org/wordprocessingml/2006/main" xmlns:w14="http://schemas.microsoft.com/office/word/2010/wordml" xmlns:w15="http://schemas.microsoft.com/office/word/2012/wordml" xmlns:w16cex="http://schemas.microsoft.com/office/word/2018/wordml/cex" xmlns:w16cid="http://schemas.microsoft.com/office/word/2016/wordml/cid" xmlns:w16="http://schemas.microsoft.com/office/word/2018/wordml" xmlns:w16du="http://schemas.microsoft.com/office/word/2023/wordml/word16du" xmlns:w16sdtdh="http://schemas.microsoft.com/office/word/2020/wordml/sdtdatahash" xmlns:w16sdtfl="http://schemas.microsoft.com/office/word/2024/wordml/sdtformatlock" xmlns:w16se="http://schemas.microsoft.com/office/word/2015/wordml/symex" xmlns:wpg="http://schemas.microsoft.com/office/word/2010/wordprocessingGroup" xmlns:wpi="http://schemas.microsoft.com/office/word/2010/wordprocessingInk" xmlns:wne="http://schemas.microsoft.com/office/word/2006/wordml" xmlns:wps="http://schemas.microsoft.com/office/word/2010/wordprocessingShape" mc:Ignorable="w14 w15 w16se w16cid w16 w16cex w16sdtdh w16sdtfl w16du wp14">
+<w:document xmlns:wpc="http://schemas.microsoft.com/office/word/2010/wordprocessingCanvas" xmlns:mc="http://schemas.openxmlformats.org/markup-compatibility/2006" xmlns:o="urn:schemas-microsoft-com:office:office" xmlns:r="http://schemas.openxmlformats.org/officeDocument/2006/relationships" xmlns:m="http://schemas.openxmlformats.org/officeDocument/2006/math" xmlns:v="urn:schemas-microsoft-com:vml" xmlns:wp14="http://schemas.microsoft.com/office/word/2010/wordprocessingDrawing" xmlns:wp="http://schemas.openxmlformats.org/drawingml/2006/wordprocessingDrawing" xmlns:w10="urn:schemas-microsoft-com:office:word" xmlns:w="http://schemas.openxmlformats.org/wordprocessingml/2006/main" xmlns:w14="http://schemas.microsoft.com/office/word/2010/wordml" xmlns:w15="http://schemas.microsoft.com/office/word/2012/wordml" xmlns:wpg="http://schemas.microsoft.com/office/word/2010/wordprocessingGroup" xmlns:wpi="http://schemas.microsoft.com/office/word/2010/wordprocessingInk" xmlns:wne="http://schemas.microsoft.com/office/word/2006/wordml" xmlns:wps="http://schemas.microsoft.com/office/word/2010/wordprocessingShape" mc:Ignorable="w14 w15 wp14">
   <w:body>
     <w:p>
       <w:pPr>
@@ -16,493 +16,21 @@
           <w:b/>
           <w:bCs/>
           <w:noProof/>
-          <w:lang w:bidi="es-ES"/>
-        </w:rPr>
-        <w:drawing>
-          <wp:anchor distT="0" distB="0" distL="114300" distR="114300" simplePos="0" relativeHeight="251663360" behindDoc="0" locked="0" layoutInCell="1" allowOverlap="1" wp14:anchorId="52B04D20" wp14:editId="09823064">
-            <wp:simplePos x="0" y="0"/>
-            <wp:positionH relativeFrom="column">
-              <wp:posOffset>4823049</wp:posOffset>
-            </wp:positionH>
-            <wp:positionV relativeFrom="paragraph">
-              <wp:posOffset>-191135</wp:posOffset>
-            </wp:positionV>
-            <wp:extent cx="1261110" cy="1466850"/>
-            <wp:effectExtent l="57150" t="57150" r="53340" b="57150"/>
-            <wp:wrapNone/>
-            <wp:docPr id="10" name="Imagen 19"/>
-            <wp:cNvGraphicFramePr>
-              <a:graphicFrameLocks xmlns:a="http://schemas.openxmlformats.org/drawingml/2006/main" noChangeAspect="1"/>
-            </wp:cNvGraphicFramePr>
-            <a:graphic xmlns:a="http://schemas.openxmlformats.org/drawingml/2006/main">
-              <a:graphicData uri="http://schemas.openxmlformats.org/drawingml/2006/picture">
-                <pic:pic xmlns:pic="http://schemas.openxmlformats.org/drawingml/2006/picture">
-                  <pic:nvPicPr>
-                    <pic:cNvPr id="10" name="Imagen 19"/>
-                    <pic:cNvPicPr>
-                      <a:picLocks noChangeAspect="1" noChangeArrowheads="1"/>
-                    </pic:cNvPicPr>
-                  </pic:nvPicPr>
-                  <pic:blipFill rotWithShape="1">
-                    <a:blip r:embed="rId8" cstate="print">
-                      <a:extLst>
-                        <a:ext uri="{28A0092B-C50C-407E-A947-70E740481C1C}">
-                          <a14:useLocalDpi xmlns:a14="http://schemas.microsoft.com/office/drawing/2010/main" val="0"/>
-                        </a:ext>
-                      </a:extLst>
-                    </a:blip>
-                    <a:srcRect t="7027"/>
-                    <a:stretch/>
-                  </pic:blipFill>
-                  <pic:spPr bwMode="auto">
-                    <a:xfrm>
-                      <a:off x="0" y="0"/>
-                      <a:ext cx="1261110" cy="1466850"/>
-                    </a:xfrm>
-                    <a:prstGeom prst="rect">
-                      <a:avLst/>
-                    </a:prstGeom>
-                    <a:noFill/>
-                    <a:ln w="57150" cap="flat" cmpd="sng" algn="ctr">
-                      <a:solidFill>
-                        <a:sysClr val="window" lastClr="FFFFFF"/>
-                      </a:solidFill>
-                      <a:prstDash val="solid"/>
-                      <a:miter lim="800000"/>
-                      <a:headEnd type="none" w="med" len="med"/>
-                      <a:tailEnd type="none" w="med" len="med"/>
-                      <a:extLst>
-                        <a:ext uri="{C807C97D-BFC1-408E-A445-0C87EB9F89A2}">
-                          <ask:lineSketchStyleProps xmlns:ask="http://schemas.microsoft.com/office/drawing/2018/sketchyshapes" sd="0">
-                            <a:custGeom>
-                              <a:avLst/>
-                              <a:gdLst/>
-                              <a:ahLst/>
-                              <a:cxnLst/>
-                              <a:rect l="0" t="0" r="0" b="0"/>
-                              <a:pathLst/>
-                            </a:custGeom>
-                            <ask:type/>
-                          </ask:lineSketchStyleProps>
-                        </a:ext>
-                      </a:extLst>
-                    </a:ln>
-                    <a:extLst>
-                      <a:ext uri="{53640926-AAD7-44D8-BBD7-CCE9431645EC}">
-                        <a14:shadowObscured xmlns:a14="http://schemas.microsoft.com/office/drawing/2010/main"/>
-                      </a:ext>
-                    </a:extLst>
-                  </pic:spPr>
-                </pic:pic>
-              </a:graphicData>
-            </a:graphic>
-            <wp14:sizeRelH relativeFrom="margin">
-              <wp14:pctWidth>0</wp14:pctWidth>
-            </wp14:sizeRelH>
-            <wp14:sizeRelV relativeFrom="margin">
-              <wp14:pctHeight>0</wp14:pctHeight>
-            </wp14:sizeRelV>
-          </wp:anchor>
-        </w:drawing>
-      </w:r>
-      <w:r>
-        <w:rPr>
-          <w:rFonts w:ascii="Arial" w:hAnsi="Arial" w:cs="Arial"/>
-          <w:b/>
-          <w:bCs/>
-          <w:noProof/>
+          <w:lang w:eastAsia="es-AR"/>
         </w:rPr>
         <mc:AlternateContent>
           <mc:Choice Requires="wps">
             <w:drawing>
-              <wp:anchor distT="0" distB="0" distL="114300" distR="114300" simplePos="0" relativeHeight="251659264" behindDoc="0" locked="0" layoutInCell="1" allowOverlap="1" wp14:anchorId="750D8234" wp14:editId="2D3C95F7">
+              <wp:anchor distT="0" distB="0" distL="114300" distR="114300" simplePos="0" relativeHeight="251662336" behindDoc="0" locked="0" layoutInCell="1" allowOverlap="1" wp14:anchorId="0F55C827" wp14:editId="4A3507F4">
                 <wp:simplePos x="0" y="0"/>
-                <wp:positionH relativeFrom="page">
-                  <wp:posOffset>-180161</wp:posOffset>
+                <wp:positionH relativeFrom="column">
+                  <wp:posOffset>4423518</wp:posOffset>
                 </wp:positionH>
                 <wp:positionV relativeFrom="paragraph">
-                  <wp:posOffset>-926989</wp:posOffset>
+                  <wp:posOffset>299277</wp:posOffset>
                 </wp:positionV>
-                <wp:extent cx="7877175" cy="1414091"/>
-                <wp:effectExtent l="0" t="0" r="28575" b="15240"/>
-                <wp:wrapNone/>
-                <wp:docPr id="7" name="Forma libre 4" descr="elemento decorativo"/>
-                <wp:cNvGraphicFramePr>
-                  <a:graphicFrameLocks xmlns:a="http://schemas.openxmlformats.org/drawingml/2006/main"/>
-                </wp:cNvGraphicFramePr>
-                <a:graphic xmlns:a="http://schemas.openxmlformats.org/drawingml/2006/main">
-                  <a:graphicData uri="http://schemas.microsoft.com/office/word/2010/wordprocessingShape">
-                    <wps:wsp>
-                      <wps:cNvSpPr>
-                        <a:spLocks/>
-                      </wps:cNvSpPr>
-                      <wps:spPr bwMode="auto">
-                        <a:xfrm>
-                          <a:off x="0" y="0"/>
-                          <a:ext cx="7877175" cy="1414091"/>
-                        </a:xfrm>
-                        <a:custGeom>
-                          <a:avLst/>
-                          <a:gdLst>
-                            <a:gd name="T0" fmla="*/ 0 w 12240"/>
-                            <a:gd name="T1" fmla="*/ 3018 h 3019"/>
-                            <a:gd name="T2" fmla="*/ 12240 w 12240"/>
-                            <a:gd name="T3" fmla="*/ 3018 h 3019"/>
-                            <a:gd name="T4" fmla="*/ 12240 w 12240"/>
-                            <a:gd name="T5" fmla="*/ 0 h 3019"/>
-                            <a:gd name="T6" fmla="*/ 0 w 12240"/>
-                            <a:gd name="T7" fmla="*/ 0 h 3019"/>
-                            <a:gd name="T8" fmla="*/ 0 w 12240"/>
-                            <a:gd name="T9" fmla="*/ 3018 h 3019"/>
-                          </a:gdLst>
-                          <a:ahLst/>
-                          <a:cxnLst>
-                            <a:cxn ang="0">
-                              <a:pos x="T0" y="T1"/>
-                            </a:cxn>
-                            <a:cxn ang="0">
-                              <a:pos x="T2" y="T3"/>
-                            </a:cxn>
-                            <a:cxn ang="0">
-                              <a:pos x="T4" y="T5"/>
-                            </a:cxn>
-                            <a:cxn ang="0">
-                              <a:pos x="T6" y="T7"/>
-                            </a:cxn>
-                            <a:cxn ang="0">
-                              <a:pos x="T8" y="T9"/>
-                            </a:cxn>
-                          </a:cxnLst>
-                          <a:rect l="0" t="0" r="r" b="b"/>
-                          <a:pathLst>
-                            <a:path w="12240" h="3019">
-                              <a:moveTo>
-                                <a:pt x="0" y="3018"/>
-                              </a:moveTo>
-                              <a:lnTo>
-                                <a:pt x="12240" y="3018"/>
-                              </a:lnTo>
-                              <a:lnTo>
-                                <a:pt x="12240" y="0"/>
-                              </a:lnTo>
-                              <a:lnTo>
-                                <a:pt x="0" y="0"/>
-                              </a:lnTo>
-                              <a:lnTo>
-                                <a:pt x="0" y="3018"/>
-                              </a:lnTo>
-                              <a:close/>
-                            </a:path>
-                          </a:pathLst>
-                        </a:custGeom>
-                        <a:solidFill>
-                          <a:srgbClr val="436CA3"/>
-                        </a:solidFill>
-                        <a:ln>
-                          <a:solidFill>
-                            <a:srgbClr val="BFC5C5"/>
-                          </a:solidFill>
-                        </a:ln>
-                      </wps:spPr>
-                      <wps:txbx>
-                        <w:txbxContent>
-                          <w:p>
-                            <w:pPr>
-                              <w:spacing w:before="240"/>
-                              <w:ind w:left="567"/>
-                              <w:rPr>
-                                <w:rFonts w:ascii="Arial" w:hAnsi="Arial" w:cs="Arial"/>
-                                <w:b/>
-                                <w:bCs/>
-                                <w:color w:val="FFFFFF" w:themeColor="background1"/>
-                                <w:sz w:val="48"/>
-                                <w:szCs w:val="48"/>
-                              </w:rPr>
-                            </w:pPr>
-                            <w:r>
-                              <w:rPr>
-                                <w:rFonts w:ascii="Arial" w:hAnsi="Arial" w:cs="Arial"/>
-                                <w:b/>
-                                <w:bCs/>
-                                <w:color w:val="FFFFFF" w:themeColor="background1"/>
-                                <w:sz w:val="48"/>
-                                <w:szCs w:val="48"/>
-                              </w:rPr>
-                              <w:t>Nicolás Alejandro</w:t>
-                            </w:r>
-                            <w:r>
-                              <w:rPr>
-                                <w:rFonts w:ascii="Arial" w:hAnsi="Arial" w:cs="Arial"/>
-                                <w:b/>
-                                <w:bCs/>
-                                <w:color w:val="FFFFFF" w:themeColor="background1"/>
-                                <w:sz w:val="48"/>
-                                <w:szCs w:val="48"/>
-                              </w:rPr>
-                              <w:t xml:space="preserve"> </w:t>
-                            </w:r>
-                            <w:r>
-                              <w:rPr>
-                                <w:rFonts w:ascii="Arial" w:hAnsi="Arial" w:cs="Arial"/>
-                                <w:b/>
-                                <w:bCs/>
-                                <w:color w:val="FFFFFF" w:themeColor="background1"/>
-                                <w:sz w:val="48"/>
-                                <w:szCs w:val="48"/>
-                              </w:rPr>
-                              <w:t>Di Domenic</w:t>
-                            </w:r>
-                            <w:r>
-                              <w:rPr>
-                                <w:rFonts w:ascii="Arial" w:hAnsi="Arial" w:cs="Arial"/>
-                                <w:b/>
-                                <w:bCs/>
-                                <w:color w:val="FFFFFF" w:themeColor="background1"/>
-                                <w:sz w:val="48"/>
-                                <w:szCs w:val="48"/>
-                              </w:rPr>
-                              <w:t>o</w:t>
-                            </w:r>
-                          </w:p>
-                          <w:p>
-                            <w:pPr>
-                              <w:ind w:left="567"/>
-                              <w:rPr>
-                                <w:rFonts w:ascii="Arial" w:hAnsi="Arial" w:cs="Arial"/>
-                                <w:color w:val="FFFFFF" w:themeColor="background1"/>
-                                <w:sz w:val="28"/>
-                                <w:szCs w:val="28"/>
-                              </w:rPr>
-                            </w:pPr>
-                            <w:r>
-                              <w:rPr>
-                                <w:rFonts w:ascii="Arial" w:hAnsi="Arial" w:cs="Arial"/>
-                                <w:color w:val="FFFFFF" w:themeColor="background1"/>
-                                <w:sz w:val="28"/>
-                                <w:szCs w:val="28"/>
-                              </w:rPr>
-                              <w:t xml:space="preserve">Analista en Sistemas </w:t>
-                            </w:r>
-                          </w:p>
-                          <w:p>
-                            <w:pPr>
-                              <w:ind w:left="567"/>
-                              <w:rPr>
-                                <w:rFonts w:ascii="Arial" w:hAnsi="Arial" w:cs="Arial"/>
-                                <w:color w:val="FFFFFF" w:themeColor="background1"/>
-                                <w:sz w:val="28"/>
-                                <w:szCs w:val="28"/>
-                              </w:rPr>
-                            </w:pPr>
-                            <w:r>
-                              <w:rPr>
-                                <w:rFonts w:ascii="Arial" w:hAnsi="Arial" w:cs="Arial"/>
-                                <w:color w:val="FFFFFF" w:themeColor="background1"/>
-                                <w:sz w:val="28"/>
-                                <w:szCs w:val="28"/>
-                              </w:rPr>
-                              <w:t xml:space="preserve">Estudiante </w:t>
-                            </w:r>
-                            <w:r>
-                              <w:rPr>
-                                <w:rFonts w:ascii="Arial" w:hAnsi="Arial" w:cs="Arial"/>
-                                <w:color w:val="FFFFFF" w:themeColor="background1"/>
-                                <w:sz w:val="28"/>
-                                <w:szCs w:val="28"/>
-                              </w:rPr>
-                              <w:t xml:space="preserve">avanzado </w:t>
-                            </w:r>
-                            <w:r>
-                              <w:rPr>
-                                <w:rFonts w:ascii="Arial" w:hAnsi="Arial" w:cs="Arial"/>
-                                <w:color w:val="FFFFFF" w:themeColor="background1"/>
-                                <w:sz w:val="28"/>
-                                <w:szCs w:val="28"/>
-                              </w:rPr>
-                              <w:t>de Ingeniería en Sistemas Informáticos</w:t>
-                            </w:r>
-                          </w:p>
-                        </w:txbxContent>
-                      </wps:txbx>
-                      <wps:bodyPr rot="0" vert="horz" wrap="square" lIns="91440" tIns="45720" rIns="91440" bIns="45720" anchor="t" anchorCtr="0" upright="1">
-                        <a:noAutofit/>
-                      </wps:bodyPr>
-                    </wps:wsp>
-                  </a:graphicData>
-                </a:graphic>
-                <wp14:sizeRelH relativeFrom="margin">
-                  <wp14:pctWidth>0</wp14:pctWidth>
-                </wp14:sizeRelH>
-                <wp14:sizeRelV relativeFrom="margin">
-                  <wp14:pctHeight>0</wp14:pctHeight>
-                </wp14:sizeRelV>
-              </wp:anchor>
-            </w:drawing>
-          </mc:Choice>
-          <mc:Fallback>
-            <w:pict>
-              <v:shape w14:anchorId="750D8234" id="Forma libre 4" o:spid="_x0000_s1026" alt="elemento decorativo" style="position:absolute;margin-left:-14.2pt;margin-top:-73pt;width:620.25pt;height:111.35pt;z-index:251659264;visibility:visible;mso-wrap-style:square;mso-width-percent:0;mso-height-percent:0;mso-wrap-distance-left:9pt;mso-wrap-distance-top:0;mso-wrap-distance-right:9pt;mso-wrap-distance-bottom:0;mso-position-horizontal:absolute;mso-position-horizontal-relative:page;mso-position-vertical:absolute;mso-position-vertical-relative:text;mso-width-percent:0;mso-height-percent:0;mso-width-relative:margin;mso-height-relative:margin;v-text-anchor:top" coordsize="12240,3019" o:spt="100" o:gfxdata="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" adj="-11796480,,5400" path="m,3018r12240,l12240,,,,,3018xe" fillcolor="#436ca3" strokecolor="#bfc5c5">
-                <v:stroke joinstyle="miter"/>
-                <v:formulas/>
-                <v:path arrowok="t" o:connecttype="custom" o:connectlocs="0,1413623;7877175,1413623;7877175,0;0,0;0,1413623" o:connectangles="0,0,0,0,0" textboxrect="0,0,12240,3019"/>
-                <v:textbox>
-                  <w:txbxContent>
-                    <w:p>
-                      <w:pPr>
-                        <w:spacing w:before="240"/>
-                        <w:ind w:left="567"/>
-                        <w:rPr>
-                          <w:rFonts w:ascii="Arial" w:hAnsi="Arial" w:cs="Arial"/>
-                          <w:b/>
-                          <w:bCs/>
-                          <w:color w:val="FFFFFF" w:themeColor="background1"/>
-                          <w:sz w:val="48"/>
-                          <w:szCs w:val="48"/>
-                        </w:rPr>
-                      </w:pPr>
-                      <w:r>
-                        <w:rPr>
-                          <w:rFonts w:ascii="Arial" w:hAnsi="Arial" w:cs="Arial"/>
-                          <w:b/>
-                          <w:bCs/>
-                          <w:color w:val="FFFFFF" w:themeColor="background1"/>
-                          <w:sz w:val="48"/>
-                          <w:szCs w:val="48"/>
-                        </w:rPr>
-                        <w:t>Nicolás Alejandro</w:t>
-                      </w:r>
-                      <w:r>
-                        <w:rPr>
-                          <w:rFonts w:ascii="Arial" w:hAnsi="Arial" w:cs="Arial"/>
-                          <w:b/>
-                          <w:bCs/>
-                          <w:color w:val="FFFFFF" w:themeColor="background1"/>
-                          <w:sz w:val="48"/>
-                          <w:szCs w:val="48"/>
-                        </w:rPr>
-                        <w:t xml:space="preserve"> </w:t>
-                      </w:r>
-                      <w:r>
-                        <w:rPr>
-                          <w:rFonts w:ascii="Arial" w:hAnsi="Arial" w:cs="Arial"/>
-                          <w:b/>
-                          <w:bCs/>
-                          <w:color w:val="FFFFFF" w:themeColor="background1"/>
-                          <w:sz w:val="48"/>
-                          <w:szCs w:val="48"/>
-                        </w:rPr>
-                        <w:t>Di Domenic</w:t>
-                      </w:r>
-                      <w:r>
-                        <w:rPr>
-                          <w:rFonts w:ascii="Arial" w:hAnsi="Arial" w:cs="Arial"/>
-                          <w:b/>
-                          <w:bCs/>
-                          <w:color w:val="FFFFFF" w:themeColor="background1"/>
-                          <w:sz w:val="48"/>
-                          <w:szCs w:val="48"/>
-                        </w:rPr>
-                        <w:t>o</w:t>
-                      </w:r>
-                    </w:p>
-                    <w:p>
-                      <w:pPr>
-                        <w:ind w:left="567"/>
-                        <w:rPr>
-                          <w:rFonts w:ascii="Arial" w:hAnsi="Arial" w:cs="Arial"/>
-                          <w:color w:val="FFFFFF" w:themeColor="background1"/>
-                          <w:sz w:val="28"/>
-                          <w:szCs w:val="28"/>
-                        </w:rPr>
-                      </w:pPr>
-                      <w:r>
-                        <w:rPr>
-                          <w:rFonts w:ascii="Arial" w:hAnsi="Arial" w:cs="Arial"/>
-                          <w:color w:val="FFFFFF" w:themeColor="background1"/>
-                          <w:sz w:val="28"/>
-                          <w:szCs w:val="28"/>
-                        </w:rPr>
-                        <w:t xml:space="preserve">Analista en Sistemas </w:t>
-                      </w:r>
-                    </w:p>
-                    <w:p>
-                      <w:pPr>
-                        <w:ind w:left="567"/>
-                        <w:rPr>
-                          <w:rFonts w:ascii="Arial" w:hAnsi="Arial" w:cs="Arial"/>
-                          <w:color w:val="FFFFFF" w:themeColor="background1"/>
-                          <w:sz w:val="28"/>
-                          <w:szCs w:val="28"/>
-                        </w:rPr>
-                      </w:pPr>
-                      <w:r>
-                        <w:rPr>
-                          <w:rFonts w:ascii="Arial" w:hAnsi="Arial" w:cs="Arial"/>
-                          <w:color w:val="FFFFFF" w:themeColor="background1"/>
-                          <w:sz w:val="28"/>
-                          <w:szCs w:val="28"/>
-                        </w:rPr>
-                        <w:t xml:space="preserve">Estudiante </w:t>
-                      </w:r>
-                      <w:r>
-                        <w:rPr>
-                          <w:rFonts w:ascii="Arial" w:hAnsi="Arial" w:cs="Arial"/>
-                          <w:color w:val="FFFFFF" w:themeColor="background1"/>
-                          <w:sz w:val="28"/>
-                          <w:szCs w:val="28"/>
-                        </w:rPr>
-                        <w:t xml:space="preserve">avanzado </w:t>
-                      </w:r>
-                      <w:r>
-                        <w:rPr>
-                          <w:rFonts w:ascii="Arial" w:hAnsi="Arial" w:cs="Arial"/>
-                          <w:color w:val="FFFFFF" w:themeColor="background1"/>
-                          <w:sz w:val="28"/>
-                          <w:szCs w:val="28"/>
-                        </w:rPr>
-                        <w:t>de Ingeniería en Sistemas Informáticos</w:t>
-                      </w:r>
-                    </w:p>
-                  </w:txbxContent>
-                </v:textbox>
-                <w10:wrap anchorx="page"/>
-              </v:shape>
-            </w:pict>
-          </mc:Fallback>
-        </mc:AlternateContent>
-      </w:r>
-    </w:p>
-    <w:p>
-      <w:pPr>
-        <w:spacing w:before="240"/>
-        <w:ind w:left="-1276" w:right="1983"/>
-        <w:jc w:val="both"/>
-        <w:rPr>
-          <w:rFonts w:ascii="Arial" w:hAnsi="Arial" w:cs="Arial"/>
-          <w:b/>
-          <w:bCs/>
-        </w:rPr>
-      </w:pPr>
-      <w:r>
-        <w:rPr>
-          <w:rFonts w:ascii="Arial" w:hAnsi="Arial" w:cs="Arial"/>
-          <w:b/>
-          <w:bCs/>
-          <w:noProof/>
-        </w:rPr>
-        <mc:AlternateContent>
-          <mc:Choice Requires="wps">
-            <w:drawing>
-              <wp:anchor distT="0" distB="0" distL="114300" distR="114300" simplePos="0" relativeHeight="251662336" behindDoc="0" locked="0" layoutInCell="1" allowOverlap="1" wp14:anchorId="0F55C827" wp14:editId="36196AFD">
-                <wp:simplePos x="0" y="0"/>
-                <wp:positionH relativeFrom="column">
-                  <wp:posOffset>4423261</wp:posOffset>
-                </wp:positionH>
-                <wp:positionV relativeFrom="paragraph">
-                  <wp:posOffset>181720</wp:posOffset>
-                </wp:positionV>
-                <wp:extent cx="2132330" cy="9303283"/>
-                <wp:effectExtent l="0" t="0" r="20320" b="12700"/>
+                <wp:extent cx="2132330" cy="9808234"/>
+                <wp:effectExtent l="0" t="0" r="20320" b="21590"/>
                 <wp:wrapNone/>
                 <wp:docPr id="6" name="Forma libre 3" descr="elemento decorativo"/>
                 <wp:cNvGraphicFramePr>
@@ -517,7 +45,7 @@
                       <wps:spPr bwMode="auto">
                         <a:xfrm>
                           <a:off x="0" y="0"/>
-                          <a:ext cx="2132330" cy="9303283"/>
+                          <a:ext cx="2132330" cy="9808234"/>
                         </a:xfrm>
                         <a:custGeom>
                           <a:avLst/>
@@ -700,6 +228,7 @@
                             <w:r>
                               <w:rPr>
                                 <w:noProof/>
+                                <w:lang w:eastAsia="es-AR"/>
                               </w:rPr>
                               <w:drawing>
                                 <wp:inline distT="0" distB="0" distL="0" distR="0" wp14:anchorId="57133E5C" wp14:editId="5254AF37">
@@ -719,7 +248,7 @@
                                           </pic:cNvPicPr>
                                         </pic:nvPicPr>
                                         <pic:blipFill>
-                                          <a:blip r:embed="rId9" cstate="print">
+                                          <a:blip r:embed="rId8" cstate="print">
                                             <a:extLst>
                                               <a:ext uri="{28A0092B-C50C-407E-A947-70E740481C1C}">
                                                 <a14:useLocalDpi xmlns:a14="http://schemas.microsoft.com/office/drawing/2010/main" val="0"/>
@@ -764,7 +293,7 @@
                                 <w:sz w:val="20"/>
                                 <w:szCs w:val="20"/>
                               </w:rPr>
-                              <w:t xml:space="preserve">(03476) </w:t>
+                              <w:t>+54 9 3476</w:t>
                             </w:r>
                             <w:r>
                               <w:rPr>
@@ -772,7 +301,31 @@
                                 <w:sz w:val="20"/>
                                 <w:szCs w:val="20"/>
                               </w:rPr>
-                              <w:t>649542</w:t>
+                              <w:t xml:space="preserve"> </w:t>
+                            </w:r>
+                            <w:r>
+                              <w:rPr>
+                                <w:rFonts w:ascii="Arial" w:hAnsi="Arial" w:cs="Arial"/>
+                                <w:sz w:val="20"/>
+                                <w:szCs w:val="20"/>
+                              </w:rPr>
+                              <w:t>64</w:t>
+                            </w:r>
+                            <w:r>
+                              <w:rPr>
+                                <w:rFonts w:ascii="Arial" w:hAnsi="Arial" w:cs="Arial"/>
+                                <w:sz w:val="20"/>
+                                <w:szCs w:val="20"/>
+                              </w:rPr>
+                              <w:t>-</w:t>
+                            </w:r>
+                            <w:r>
+                              <w:rPr>
+                                <w:rFonts w:ascii="Arial" w:hAnsi="Arial" w:cs="Arial"/>
+                                <w:sz w:val="20"/>
+                                <w:szCs w:val="20"/>
+                              </w:rPr>
+                              <w:t>9542</w:t>
                             </w:r>
                           </w:p>
                           <w:p>
@@ -786,8 +339,8 @@
                             </w:pPr>
                             <w:r>
                               <w:pict w14:anchorId="3FAE6E9B">
-                                <v:shape id="Imagen 13" o:spid="_x0000_i1028" type="#_x0000_t75" alt="Logo, icon&#10;&#10;Description automatically generated with medium confidence" style="width:7.85pt;height:5.7pt;flip:x;visibility:visible;mso-wrap-style:square">
-                                  <v:imagedata r:id="rId10" o:title="Logo, icon&#10;&#10;Description automatically generated with medium confidence"/>
+                                <v:shape id="Imagen 13" o:spid="_x0000_i1025" type="#_x0000_t75" alt="Logo, icon&#10;&#10;Description automatically generated with medium confidence" style="width:7.45pt;height:5.45pt;flip:x;visibility:visible;mso-wrap-style:square">
+                                  <v:imagedata r:id="rId9" o:title="Logo, icon&#10;&#10;Description automatically generated with medium confidence"/>
                                 </v:shape>
                               </w:pict>
                             </w:r>
@@ -946,10 +499,10 @@
           </mc:Choice>
           <mc:Fallback>
             <w:pict>
-              <v:shape w14:anchorId="0F55C827" id="Forma libre 3" o:spid="_x0000_s1027" alt="elemento decorativo" style="position:absolute;left:0;text-align:left;margin-left:348.3pt;margin-top:14.3pt;width:167.9pt;height:732.55pt;z-index:251662336;visibility:visible;mso-wrap-style:square;mso-width-percent:0;mso-height-percent:0;mso-wrap-distance-left:9pt;mso-wrap-distance-top:0;mso-wrap-distance-right:9pt;mso-wrap-distance-bottom:0;mso-position-horizontal:absolute;mso-position-horizontal-relative:text;mso-position-vertical:absolute;mso-position-vertical-relative:text;mso-width-percent:0;mso-height-percent:0;mso-width-relative:margin;mso-height-relative:margin;v-text-anchor:top" coordsize="4067,12822" o:spt="100" o:gfxdata="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" adj="-11796480,,5400" path="m,12821r4066,l4066,,,,,12821xe" fillcolor="#edefeb" strokecolor="#bfc5c5">
+              <v:shape w14:anchorId="0F55C827" id="Forma libre 3" o:spid="_x0000_s1026" alt="elemento decorativo" style="position:absolute;margin-left:348.3pt;margin-top:23.55pt;width:167.9pt;height:772.3pt;z-index:251662336;visibility:visible;mso-wrap-style:square;mso-width-percent:0;mso-height-percent:0;mso-wrap-distance-left:9pt;mso-wrap-distance-top:0;mso-wrap-distance-right:9pt;mso-wrap-distance-bottom:0;mso-position-horizontal:absolute;mso-position-horizontal-relative:text;mso-position-vertical:absolute;mso-position-vertical-relative:text;mso-width-percent:0;mso-height-percent:0;mso-width-relative:margin;mso-height-relative:margin;v-text-anchor:top" coordsize="4067,12822" o:spt="100" o:gfxdata="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" adj="-11796480,,5400" path="m,12821r4066,l4066,,,,,12821xe" fillcolor="#edefeb" strokecolor="#bfc5c5">
                 <v:stroke joinstyle="miter"/>
                 <v:formulas/>
-                <v:path arrowok="t" o:connecttype="custom" o:connectlocs="0,9302557;2131806,9302557;2131806,0;0,0;0,9302557" o:connectangles="0,0,0,0,0" textboxrect="0,0,4067,12822"/>
+                <v:path arrowok="t" o:connecttype="custom" o:connectlocs="0,9807469;2131806,9807469;2131806,0;0,0;0,9807469" o:connectangles="0,0,0,0,0" textboxrect="0,0,4067,12822"/>
                 <v:textbox>
                   <w:txbxContent>
                     <w:p>
@@ -1068,6 +621,7 @@
                       <w:r>
                         <w:rPr>
                           <w:noProof/>
+                          <w:lang w:eastAsia="es-AR"/>
                         </w:rPr>
                         <w:drawing>
                           <wp:inline distT="0" distB="0" distL="0" distR="0" wp14:anchorId="57133E5C" wp14:editId="5254AF37">
@@ -1087,7 +641,7 @@
                                     </pic:cNvPicPr>
                                   </pic:nvPicPr>
                                   <pic:blipFill>
-                                    <a:blip r:embed="rId11" cstate="print">
+                                    <a:blip r:embed="rId8" cstate="print">
                                       <a:extLst>
                                         <a:ext uri="{28A0092B-C50C-407E-A947-70E740481C1C}">
                                           <a14:useLocalDpi xmlns:a14="http://schemas.microsoft.com/office/drawing/2010/main" val="0"/>
@@ -1132,7 +686,7 @@
                           <w:sz w:val="20"/>
                           <w:szCs w:val="20"/>
                         </w:rPr>
-                        <w:t xml:space="preserve">(03476) </w:t>
+                        <w:t>+54 9 3476</w:t>
                       </w:r>
                       <w:r>
                         <w:rPr>
@@ -1140,7 +694,31 @@
                           <w:sz w:val="20"/>
                           <w:szCs w:val="20"/>
                         </w:rPr>
-                        <w:t>649542</w:t>
+                        <w:t xml:space="preserve"> </w:t>
+                      </w:r>
+                      <w:r>
+                        <w:rPr>
+                          <w:rFonts w:ascii="Arial" w:hAnsi="Arial" w:cs="Arial"/>
+                          <w:sz w:val="20"/>
+                          <w:szCs w:val="20"/>
+                        </w:rPr>
+                        <w:t>64</w:t>
+                      </w:r>
+                      <w:r>
+                        <w:rPr>
+                          <w:rFonts w:ascii="Arial" w:hAnsi="Arial" w:cs="Arial"/>
+                          <w:sz w:val="20"/>
+                          <w:szCs w:val="20"/>
+                        </w:rPr>
+                        <w:t>-</w:t>
+                      </w:r>
+                      <w:r>
+                        <w:rPr>
+                          <w:rFonts w:ascii="Arial" w:hAnsi="Arial" w:cs="Arial"/>
+                          <w:sz w:val="20"/>
+                          <w:szCs w:val="20"/>
+                        </w:rPr>
+                        <w:t>9542</w:t>
                       </w:r>
                     </w:p>
                     <w:p>
@@ -1154,8 +732,8 @@
                       </w:pPr>
                       <w:r>
                         <w:pict w14:anchorId="3FAE6E9B">
-                          <v:shape id="Imagen 13" o:spid="_x0000_i1028" type="#_x0000_t75" alt="Logo, icon&#10;&#10;Description automatically generated with medium confidence" style="width:7.7pt;height:5.8pt;flip:x;visibility:visible;mso-wrap-style:square">
-                            <v:imagedata r:id="rId12" o:title="Logo, icon&#10;&#10;Description automatically generated with medium confidence"/>
+                          <v:shape id="Imagen 13" o:spid="_x0000_i1025" type="#_x0000_t75" alt="Logo, icon&#10;&#10;Description automatically generated with medium confidence" style="width:7.45pt;height:5.45pt;flip:x;visibility:visible;mso-wrap-style:square">
+                            <v:imagedata r:id="rId9" o:title="Logo, icon&#10;&#10;Description automatically generated with medium confidence"/>
                           </v:shape>
                         </w:pict>
                       </w:r>
@@ -1302,6 +880,496 @@
           </mc:Fallback>
         </mc:AlternateContent>
       </w:r>
+      <w:r>
+        <w:rPr>
+          <w:rFonts w:ascii="Arial" w:hAnsi="Arial" w:cs="Arial"/>
+          <w:b/>
+          <w:bCs/>
+          <w:noProof/>
+          <w:lang w:eastAsia="es-AR"/>
+        </w:rPr>
+        <w:drawing>
+          <wp:anchor distT="0" distB="0" distL="114300" distR="114300" simplePos="0" relativeHeight="251663360" behindDoc="0" locked="0" layoutInCell="1" allowOverlap="1" wp14:anchorId="52B04D20" wp14:editId="0DFB696C">
+            <wp:simplePos x="0" y="0"/>
+            <wp:positionH relativeFrom="column">
+              <wp:posOffset>4848225</wp:posOffset>
+            </wp:positionH>
+            <wp:positionV relativeFrom="paragraph">
+              <wp:posOffset>-397978</wp:posOffset>
+            </wp:positionV>
+            <wp:extent cx="1261110" cy="1466850"/>
+            <wp:effectExtent l="57150" t="57150" r="53340" b="57150"/>
+            <wp:wrapNone/>
+            <wp:docPr id="10" name="Imagen 19"/>
+            <wp:cNvGraphicFramePr>
+              <a:graphicFrameLocks xmlns:a="http://schemas.openxmlformats.org/drawingml/2006/main" noChangeAspect="1"/>
+            </wp:cNvGraphicFramePr>
+            <a:graphic xmlns:a="http://schemas.openxmlformats.org/drawingml/2006/main">
+              <a:graphicData uri="http://schemas.openxmlformats.org/drawingml/2006/picture">
+                <pic:pic xmlns:pic="http://schemas.openxmlformats.org/drawingml/2006/picture">
+                  <pic:nvPicPr>
+                    <pic:cNvPr id="10" name="Imagen 19"/>
+                    <pic:cNvPicPr>
+                      <a:picLocks noChangeAspect="1" noChangeArrowheads="1"/>
+                    </pic:cNvPicPr>
+                  </pic:nvPicPr>
+                  <pic:blipFill rotWithShape="1">
+                    <a:blip r:embed="rId10" cstate="print">
+                      <a:extLst>
+                        <a:ext uri="{28A0092B-C50C-407E-A947-70E740481C1C}">
+                          <a14:useLocalDpi xmlns:a14="http://schemas.microsoft.com/office/drawing/2010/main" val="0"/>
+                        </a:ext>
+                      </a:extLst>
+                    </a:blip>
+                    <a:srcRect t="7027"/>
+                    <a:stretch/>
+                  </pic:blipFill>
+                  <pic:spPr bwMode="auto">
+                    <a:xfrm>
+                      <a:off x="0" y="0"/>
+                      <a:ext cx="1261110" cy="1466850"/>
+                    </a:xfrm>
+                    <a:prstGeom prst="rect">
+                      <a:avLst/>
+                    </a:prstGeom>
+                    <a:noFill/>
+                    <a:ln w="57150" cap="flat" cmpd="sng" algn="ctr">
+                      <a:solidFill>
+                        <a:sysClr val="window" lastClr="FFFFFF"/>
+                      </a:solidFill>
+                      <a:prstDash val="solid"/>
+                      <a:miter lim="800000"/>
+                      <a:headEnd type="none" w="med" len="med"/>
+                      <a:tailEnd type="none" w="med" len="med"/>
+                      <a:extLst>
+                        <a:ext uri="{C807C97D-BFC1-408E-A445-0C87EB9F89A2}">
+                          <ask:lineSketchStyleProps xmlns:ask="http://schemas.microsoft.com/office/drawing/2018/sketchyshapes" xmlns:w16se="http://schemas.microsoft.com/office/word/2015/wordml/symex" xmlns:w16sdtfl="http://schemas.microsoft.com/office/word/2024/wordml/sdtformatlock" xmlns:w16sdtdh="http://schemas.microsoft.com/office/word/2020/wordml/sdtdatahash" xmlns:w16du="http://schemas.microsoft.com/office/word/2023/wordml/word16du" xmlns:w16="http://schemas.microsoft.com/office/word/2018/wordml" xmlns:w16cid="http://schemas.microsoft.com/office/word/2016/wordml/cid" xmlns:w16cex="http://schemas.microsoft.com/office/word/2018/wordml/cex" xmlns:w="http://schemas.openxmlformats.org/wordprocessingml/2006/main" xmlns:w10="urn:schemas-microsoft-com:office:word" xmlns:v="urn:schemas-microsoft-com:vml" xmlns:oel="http://schemas.microsoft.com/office/2019/extlst" xmlns:o="urn:schemas-microsoft-com:office:office" xmlns:am3d="http://schemas.microsoft.com/office/drawing/2017/model3d" xmlns:aink="http://schemas.microsoft.com/office/drawing/2016/ink" xmlns:cx8="http://schemas.microsoft.com/office/drawing/2016/5/14/chartex" xmlns:cx7="http://schemas.microsoft.com/office/drawing/2016/5/13/chartex" xmlns:cx6="http://schemas.microsoft.com/office/drawing/2016/5/12/chartex" xmlns:cx5="http://schemas.microsoft.com/office/drawing/2016/5/11/chartex" xmlns:cx4="http://schemas.microsoft.com/office/drawing/2016/5/10/chartex" xmlns:cx3="http://schemas.microsoft.com/office/drawing/2016/5/9/chartex" xmlns:cx2="http://schemas.microsoft.com/office/drawing/2015/10/21/chartex" xmlns:cx1="http://schemas.microsoft.com/office/drawing/2015/9/8/chartex" xmlns:cx="http://schemas.microsoft.com/office/drawing/2014/chartex" xmlns="" sd="0">
+                            <a:custGeom>
+                              <a:avLst/>
+                              <a:gdLst/>
+                              <a:ahLst/>
+                              <a:cxnLst/>
+                              <a:rect l="0" t="0" r="0" b="0"/>
+                              <a:pathLst/>
+                            </a:custGeom>
+                            <ask:type/>
+                          </ask:lineSketchStyleProps>
+                        </a:ext>
+                      </a:extLst>
+                    </a:ln>
+                    <a:extLst>
+                      <a:ext uri="{53640926-AAD7-44D8-BBD7-CCE9431645EC}">
+                        <a14:shadowObscured xmlns:a14="http://schemas.microsoft.com/office/drawing/2010/main"/>
+                      </a:ext>
+                    </a:extLst>
+                  </pic:spPr>
+                </pic:pic>
+              </a:graphicData>
+            </a:graphic>
+            <wp14:sizeRelH relativeFrom="margin">
+              <wp14:pctWidth>0</wp14:pctWidth>
+            </wp14:sizeRelH>
+            <wp14:sizeRelV relativeFrom="margin">
+              <wp14:pctHeight>0</wp14:pctHeight>
+            </wp14:sizeRelV>
+          </wp:anchor>
+        </w:drawing>
+      </w:r>
+      <w:r>
+        <w:rPr>
+          <w:rFonts w:ascii="Arial" w:hAnsi="Arial" w:cs="Arial"/>
+          <w:b/>
+          <w:bCs/>
+          <w:noProof/>
+          <w:lang w:eastAsia="es-AR"/>
+        </w:rPr>
+        <mc:AlternateContent>
+          <mc:Choice Requires="wps">
+            <w:drawing>
+              <wp:anchor distT="0" distB="0" distL="114300" distR="114300" simplePos="0" relativeHeight="251659264" behindDoc="0" locked="0" layoutInCell="1" allowOverlap="1" wp14:anchorId="750D8234" wp14:editId="5C7096FC">
+                <wp:simplePos x="0" y="0"/>
+                <wp:positionH relativeFrom="page">
+                  <wp:posOffset>-181155</wp:posOffset>
+                </wp:positionH>
+                <wp:positionV relativeFrom="paragraph">
+                  <wp:posOffset>-925674</wp:posOffset>
+                </wp:positionV>
+                <wp:extent cx="7877175" cy="1224951"/>
+                <wp:effectExtent l="0" t="0" r="28575" b="13335"/>
+                <wp:wrapNone/>
+                <wp:docPr id="7" name="Forma libre 4" descr="elemento decorativo"/>
+                <wp:cNvGraphicFramePr>
+                  <a:graphicFrameLocks xmlns:a="http://schemas.openxmlformats.org/drawingml/2006/main"/>
+                </wp:cNvGraphicFramePr>
+                <a:graphic xmlns:a="http://schemas.openxmlformats.org/drawingml/2006/main">
+                  <a:graphicData uri="http://schemas.microsoft.com/office/word/2010/wordprocessingShape">
+                    <wps:wsp>
+                      <wps:cNvSpPr>
+                        <a:spLocks/>
+                      </wps:cNvSpPr>
+                      <wps:spPr bwMode="auto">
+                        <a:xfrm>
+                          <a:off x="0" y="0"/>
+                          <a:ext cx="7877175" cy="1224951"/>
+                        </a:xfrm>
+                        <a:custGeom>
+                          <a:avLst/>
+                          <a:gdLst>
+                            <a:gd name="T0" fmla="*/ 0 w 12240"/>
+                            <a:gd name="T1" fmla="*/ 3018 h 3019"/>
+                            <a:gd name="T2" fmla="*/ 12240 w 12240"/>
+                            <a:gd name="T3" fmla="*/ 3018 h 3019"/>
+                            <a:gd name="T4" fmla="*/ 12240 w 12240"/>
+                            <a:gd name="T5" fmla="*/ 0 h 3019"/>
+                            <a:gd name="T6" fmla="*/ 0 w 12240"/>
+                            <a:gd name="T7" fmla="*/ 0 h 3019"/>
+                            <a:gd name="T8" fmla="*/ 0 w 12240"/>
+                            <a:gd name="T9" fmla="*/ 3018 h 3019"/>
+                          </a:gdLst>
+                          <a:ahLst/>
+                          <a:cxnLst>
+                            <a:cxn ang="0">
+                              <a:pos x="T0" y="T1"/>
+                            </a:cxn>
+                            <a:cxn ang="0">
+                              <a:pos x="T2" y="T3"/>
+                            </a:cxn>
+                            <a:cxn ang="0">
+                              <a:pos x="T4" y="T5"/>
+                            </a:cxn>
+                            <a:cxn ang="0">
+                              <a:pos x="T6" y="T7"/>
+                            </a:cxn>
+                            <a:cxn ang="0">
+                              <a:pos x="T8" y="T9"/>
+                            </a:cxn>
+                          </a:cxnLst>
+                          <a:rect l="0" t="0" r="r" b="b"/>
+                          <a:pathLst>
+                            <a:path w="12240" h="3019">
+                              <a:moveTo>
+                                <a:pt x="0" y="3018"/>
+                              </a:moveTo>
+                              <a:lnTo>
+                                <a:pt x="12240" y="3018"/>
+                              </a:lnTo>
+                              <a:lnTo>
+                                <a:pt x="12240" y="0"/>
+                              </a:lnTo>
+                              <a:lnTo>
+                                <a:pt x="0" y="0"/>
+                              </a:lnTo>
+                              <a:lnTo>
+                                <a:pt x="0" y="3018"/>
+                              </a:lnTo>
+                              <a:close/>
+                            </a:path>
+                          </a:pathLst>
+                        </a:custGeom>
+                        <a:solidFill>
+                          <a:srgbClr val="436CA3"/>
+                        </a:solidFill>
+                        <a:ln>
+                          <a:solidFill>
+                            <a:srgbClr val="BFC5C5"/>
+                          </a:solidFill>
+                        </a:ln>
+                      </wps:spPr>
+                      <wps:txbx>
+                        <w:txbxContent>
+                          <w:p>
+                            <w:pPr>
+                              <w:spacing w:before="240"/>
+                              <w:ind w:left="567"/>
+                              <w:rPr>
+                                <w:rFonts w:ascii="Arial" w:hAnsi="Arial" w:cs="Arial"/>
+                                <w:b/>
+                                <w:bCs/>
+                                <w:color w:val="FFFFFF" w:themeColor="background1"/>
+                                <w:sz w:val="40"/>
+                                <w:szCs w:val="48"/>
+                              </w:rPr>
+                            </w:pPr>
+                            <w:r>
+                              <w:rPr>
+                                <w:rFonts w:ascii="Arial" w:hAnsi="Arial" w:cs="Arial"/>
+                                <w:b/>
+                                <w:bCs/>
+                                <w:color w:val="FFFFFF" w:themeColor="background1"/>
+                                <w:sz w:val="40"/>
+                                <w:szCs w:val="48"/>
+                              </w:rPr>
+                              <w:t>Nicolás Alejandro</w:t>
+                            </w:r>
+                            <w:r>
+                              <w:rPr>
+                                <w:rFonts w:ascii="Arial" w:hAnsi="Arial" w:cs="Arial"/>
+                                <w:b/>
+                                <w:bCs/>
+                                <w:color w:val="FFFFFF" w:themeColor="background1"/>
+                                <w:sz w:val="40"/>
+                                <w:szCs w:val="48"/>
+                              </w:rPr>
+                              <w:t xml:space="preserve"> </w:t>
+                            </w:r>
+                            <w:r>
+                              <w:rPr>
+                                <w:rFonts w:ascii="Arial" w:hAnsi="Arial" w:cs="Arial"/>
+                                <w:b/>
+                                <w:bCs/>
+                                <w:color w:val="FFFFFF" w:themeColor="background1"/>
+                                <w:sz w:val="40"/>
+                                <w:szCs w:val="48"/>
+                              </w:rPr>
+                              <w:t>Di Dom</w:t>
+                            </w:r>
+                            <w:bookmarkStart w:id="0" w:name="_GoBack"/>
+                            <w:bookmarkEnd w:id="0"/>
+                            <w:r>
+                              <w:rPr>
+                                <w:rFonts w:ascii="Arial" w:hAnsi="Arial" w:cs="Arial"/>
+                                <w:b/>
+                                <w:bCs/>
+                                <w:color w:val="FFFFFF" w:themeColor="background1"/>
+                                <w:sz w:val="40"/>
+                                <w:szCs w:val="48"/>
+                              </w:rPr>
+                              <w:t>enic</w:t>
+                            </w:r>
+                            <w:r>
+                              <w:rPr>
+                                <w:rFonts w:ascii="Arial" w:hAnsi="Arial" w:cs="Arial"/>
+                                <w:b/>
+                                <w:bCs/>
+                                <w:color w:val="FFFFFF" w:themeColor="background1"/>
+                                <w:sz w:val="40"/>
+                                <w:szCs w:val="48"/>
+                              </w:rPr>
+                              <w:t>o</w:t>
+                            </w:r>
+                          </w:p>
+                          <w:p>
+                            <w:pPr>
+                              <w:spacing w:after="0"/>
+                              <w:ind w:left="567"/>
+                              <w:rPr>
+                                <w:rFonts w:ascii="Arial" w:hAnsi="Arial" w:cs="Arial"/>
+                                <w:color w:val="FFFFFF" w:themeColor="background1"/>
+                                <w:sz w:val="28"/>
+                                <w:szCs w:val="28"/>
+                              </w:rPr>
+                            </w:pPr>
+                            <w:r>
+                              <w:rPr>
+                                <w:rFonts w:ascii="Arial" w:hAnsi="Arial" w:cs="Arial"/>
+                                <w:color w:val="FFFFFF" w:themeColor="background1"/>
+                                <w:sz w:val="28"/>
+                                <w:szCs w:val="28"/>
+                              </w:rPr>
+                              <w:t xml:space="preserve">Analista en Sistemas </w:t>
+                            </w:r>
+                          </w:p>
+                          <w:p>
+                            <w:pPr>
+                              <w:ind w:left="567"/>
+                              <w:rPr>
+                                <w:rFonts w:ascii="Arial" w:hAnsi="Arial" w:cs="Arial"/>
+                                <w:color w:val="FFFFFF" w:themeColor="background1"/>
+                                <w:sz w:val="28"/>
+                                <w:szCs w:val="28"/>
+                              </w:rPr>
+                            </w:pPr>
+                            <w:r>
+                              <w:rPr>
+                                <w:rFonts w:ascii="Arial" w:hAnsi="Arial" w:cs="Arial"/>
+                                <w:color w:val="FFFFFF" w:themeColor="background1"/>
+                                <w:sz w:val="28"/>
+                                <w:szCs w:val="28"/>
+                              </w:rPr>
+                              <w:t xml:space="preserve">Estudiante </w:t>
+                            </w:r>
+                            <w:r>
+                              <w:rPr>
+                                <w:rFonts w:ascii="Arial" w:hAnsi="Arial" w:cs="Arial"/>
+                                <w:color w:val="FFFFFF" w:themeColor="background1"/>
+                                <w:sz w:val="28"/>
+                                <w:szCs w:val="28"/>
+                              </w:rPr>
+                              <w:t xml:space="preserve">avanzado </w:t>
+                            </w:r>
+                            <w:r>
+                              <w:rPr>
+                                <w:rFonts w:ascii="Arial" w:hAnsi="Arial" w:cs="Arial"/>
+                                <w:color w:val="FFFFFF" w:themeColor="background1"/>
+                                <w:sz w:val="28"/>
+                                <w:szCs w:val="28"/>
+                              </w:rPr>
+                              <w:t>de Ingeniería en Sistemas Informáticos</w:t>
+                            </w:r>
+                          </w:p>
+                        </w:txbxContent>
+                      </wps:txbx>
+                      <wps:bodyPr rot="0" vert="horz" wrap="square" lIns="91440" tIns="45720" rIns="91440" bIns="45720" anchor="t" anchorCtr="0" upright="1">
+                        <a:noAutofit/>
+                      </wps:bodyPr>
+                    </wps:wsp>
+                  </a:graphicData>
+                </a:graphic>
+                <wp14:sizeRelH relativeFrom="margin">
+                  <wp14:pctWidth>0</wp14:pctWidth>
+                </wp14:sizeRelH>
+                <wp14:sizeRelV relativeFrom="margin">
+                  <wp14:pctHeight>0</wp14:pctHeight>
+                </wp14:sizeRelV>
+              </wp:anchor>
+            </w:drawing>
+          </mc:Choice>
+          <mc:Fallback>
+            <w:pict>
+              <v:shape w14:anchorId="750D8234" id="Forma libre 4" o:spid="_x0000_s1027" alt="elemento decorativo" style="position:absolute;margin-left:-14.25pt;margin-top:-72.9pt;width:620.25pt;height:96.45pt;z-index:251659264;visibility:visible;mso-wrap-style:square;mso-width-percent:0;mso-height-percent:0;mso-wrap-distance-left:9pt;mso-wrap-distance-top:0;mso-wrap-distance-right:9pt;mso-wrap-distance-bottom:0;mso-position-horizontal:absolute;mso-position-horizontal-relative:page;mso-position-vertical:absolute;mso-position-vertical-relative:text;mso-width-percent:0;mso-height-percent:0;mso-width-relative:margin;mso-height-relative:margin;v-text-anchor:top" coordsize="12240,3019" o:spt="100" o:gfxdata="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" adj="-11796480,,5400" path="m,3018r12240,l12240,,,,,3018xe" fillcolor="#436ca3" strokecolor="#bfc5c5">
+                <v:stroke joinstyle="miter"/>
+                <v:formulas/>
+                <v:path arrowok="t" o:connecttype="custom" o:connectlocs="0,1224545;7877175,1224545;7877175,0;0,0;0,1224545" o:connectangles="0,0,0,0,0" textboxrect="0,0,12240,3019"/>
+                <v:textbox>
+                  <w:txbxContent>
+                    <w:p>
+                      <w:pPr>
+                        <w:spacing w:before="240"/>
+                        <w:ind w:left="567"/>
+                        <w:rPr>
+                          <w:rFonts w:ascii="Arial" w:hAnsi="Arial" w:cs="Arial"/>
+                          <w:b/>
+                          <w:bCs/>
+                          <w:color w:val="FFFFFF" w:themeColor="background1"/>
+                          <w:sz w:val="40"/>
+                          <w:szCs w:val="48"/>
+                        </w:rPr>
+                      </w:pPr>
+                      <w:r>
+                        <w:rPr>
+                          <w:rFonts w:ascii="Arial" w:hAnsi="Arial" w:cs="Arial"/>
+                          <w:b/>
+                          <w:bCs/>
+                          <w:color w:val="FFFFFF" w:themeColor="background1"/>
+                          <w:sz w:val="40"/>
+                          <w:szCs w:val="48"/>
+                        </w:rPr>
+                        <w:t>Nicolás Alejandro</w:t>
+                      </w:r>
+                      <w:r>
+                        <w:rPr>
+                          <w:rFonts w:ascii="Arial" w:hAnsi="Arial" w:cs="Arial"/>
+                          <w:b/>
+                          <w:bCs/>
+                          <w:color w:val="FFFFFF" w:themeColor="background1"/>
+                          <w:sz w:val="40"/>
+                          <w:szCs w:val="48"/>
+                        </w:rPr>
+                        <w:t xml:space="preserve"> </w:t>
+                      </w:r>
+                      <w:r>
+                        <w:rPr>
+                          <w:rFonts w:ascii="Arial" w:hAnsi="Arial" w:cs="Arial"/>
+                          <w:b/>
+                          <w:bCs/>
+                          <w:color w:val="FFFFFF" w:themeColor="background1"/>
+                          <w:sz w:val="40"/>
+                          <w:szCs w:val="48"/>
+                        </w:rPr>
+                        <w:t>Di Dom</w:t>
+                      </w:r>
+                      <w:bookmarkStart w:id="1" w:name="_GoBack"/>
+                      <w:bookmarkEnd w:id="1"/>
+                      <w:r>
+                        <w:rPr>
+                          <w:rFonts w:ascii="Arial" w:hAnsi="Arial" w:cs="Arial"/>
+                          <w:b/>
+                          <w:bCs/>
+                          <w:color w:val="FFFFFF" w:themeColor="background1"/>
+                          <w:sz w:val="40"/>
+                          <w:szCs w:val="48"/>
+                        </w:rPr>
+                        <w:t>enic</w:t>
+                      </w:r>
+                      <w:r>
+                        <w:rPr>
+                          <w:rFonts w:ascii="Arial" w:hAnsi="Arial" w:cs="Arial"/>
+                          <w:b/>
+                          <w:bCs/>
+                          <w:color w:val="FFFFFF" w:themeColor="background1"/>
+                          <w:sz w:val="40"/>
+                          <w:szCs w:val="48"/>
+                        </w:rPr>
+                        <w:t>o</w:t>
+                      </w:r>
+                    </w:p>
+                    <w:p>
+                      <w:pPr>
+                        <w:spacing w:after="0"/>
+                        <w:ind w:left="567"/>
+                        <w:rPr>
+                          <w:rFonts w:ascii="Arial" w:hAnsi="Arial" w:cs="Arial"/>
+                          <w:color w:val="FFFFFF" w:themeColor="background1"/>
+                          <w:sz w:val="28"/>
+                          <w:szCs w:val="28"/>
+                        </w:rPr>
+                      </w:pPr>
+                      <w:r>
+                        <w:rPr>
+                          <w:rFonts w:ascii="Arial" w:hAnsi="Arial" w:cs="Arial"/>
+                          <w:color w:val="FFFFFF" w:themeColor="background1"/>
+                          <w:sz w:val="28"/>
+                          <w:szCs w:val="28"/>
+                        </w:rPr>
+                        <w:t xml:space="preserve">Analista en Sistemas </w:t>
+                      </w:r>
+                    </w:p>
+                    <w:p>
+                      <w:pPr>
+                        <w:ind w:left="567"/>
+                        <w:rPr>
+                          <w:rFonts w:ascii="Arial" w:hAnsi="Arial" w:cs="Arial"/>
+                          <w:color w:val="FFFFFF" w:themeColor="background1"/>
+                          <w:sz w:val="28"/>
+                          <w:szCs w:val="28"/>
+                        </w:rPr>
+                      </w:pPr>
+                      <w:r>
+                        <w:rPr>
+                          <w:rFonts w:ascii="Arial" w:hAnsi="Arial" w:cs="Arial"/>
+                          <w:color w:val="FFFFFF" w:themeColor="background1"/>
+                          <w:sz w:val="28"/>
+                          <w:szCs w:val="28"/>
+                        </w:rPr>
+                        <w:t xml:space="preserve">Estudiante </w:t>
+                      </w:r>
+                      <w:r>
+                        <w:rPr>
+                          <w:rFonts w:ascii="Arial" w:hAnsi="Arial" w:cs="Arial"/>
+                          <w:color w:val="FFFFFF" w:themeColor="background1"/>
+                          <w:sz w:val="28"/>
+                          <w:szCs w:val="28"/>
+                        </w:rPr>
+                        <w:t xml:space="preserve">avanzado </w:t>
+                      </w:r>
+                      <w:r>
+                        <w:rPr>
+                          <w:rFonts w:ascii="Arial" w:hAnsi="Arial" w:cs="Arial"/>
+                          <w:color w:val="FFFFFF" w:themeColor="background1"/>
+                          <w:sz w:val="28"/>
+                          <w:szCs w:val="28"/>
+                        </w:rPr>
+                        <w:t>de Ingeniería en Sistemas Informáticos</w:t>
+                      </w:r>
+                    </w:p>
+                  </w:txbxContent>
+                </v:textbox>
+                <w10:wrap anchorx="page"/>
+              </v:shape>
+            </w:pict>
+          </mc:Fallback>
+        </mc:AlternateContent>
+      </w:r>
     </w:p>
     <w:p>
       <w:pPr>
@@ -1460,6 +1528,33 @@
     </w:p>
     <w:p>
       <w:pPr>
+        <w:ind w:left="-1134" w:right="2125"/>
+        <w:jc w:val="both"/>
+        <w:rPr>
+          <w:rFonts w:ascii="Arial" w:hAnsi="Arial" w:cs="Arial"/>
+          <w:sz w:val="20"/>
+          <w:szCs w:val="22"/>
+        </w:rPr>
+      </w:pPr>
+      <w:r>
+        <w:rPr>
+          <w:rStyle w:val="Textoennegrita"/>
+          <w:rFonts w:ascii="Arial" w:hAnsi="Arial" w:cs="Arial"/>
+          <w:b w:val="0"/>
+          <w:sz w:val="22"/>
+        </w:rPr>
+        <w:t>Pasantía en taller de robótica – UAI.</w:t>
+      </w:r>
+      <w:r>
+        <w:rPr>
+          <w:rFonts w:ascii="Arial" w:hAnsi="Arial" w:cs="Arial"/>
+          <w:sz w:val="22"/>
+        </w:rPr>
+        <w:t xml:space="preserve"> Participación en desarrollo de robots: modelado e impresión 3D de piezas, conexión de servos a placas Arduino y programación en C/C++ para lógica de control y movimiento.</w:t>
+      </w:r>
+    </w:p>
+    <w:p>
+      <w:pPr>
         <w:spacing w:before="240"/>
         <w:ind w:left="-1134" w:right="2125"/>
         <w:jc w:val="both"/>
@@ -1495,7 +1590,7 @@
           <w:sz w:val="22"/>
           <w:szCs w:val="22"/>
         </w:rPr>
-        <w:t>Desarrollo de juego tipo Boggle (HTML5, CSS3, JavaScript ES6, GitHub, JSON).</w:t>
+        <w:t>Desarrollo de juego Boggle (HTML5, CSS3, JavaScript ES6, GitHub, JSON).</w:t>
       </w:r>
     </w:p>
     <w:p>
@@ -1761,7 +1856,7 @@
 </file>
 
 <file path=word/endnotes.xml><?xml version="1.0" encoding="utf-8"?>
-<w:endnotes xmlns:wpc="http://schemas.microsoft.com/office/word/2010/wordprocessingCanvas" xmlns:cx="http://schemas.microsoft.com/office/drawing/2014/chartex" xmlns:cx1="http://schemas.microsoft.com/office/drawing/2015/9/8/chartex" xmlns:cx2="http://schemas.microsoft.com/office/drawing/2015/10/21/chartex" xmlns:cx3="http://schemas.microsoft.com/office/drawing/2016/5/9/chartex" xmlns:cx4="http://schemas.microsoft.com/office/drawing/2016/5/10/chartex" xmlns:cx5="http://schemas.microsoft.com/office/drawing/2016/5/11/chartex" xmlns:cx6="http://schemas.microsoft.com/office/drawing/2016/5/12/chartex" xmlns:cx7="http://schemas.microsoft.com/office/drawing/2016/5/13/chartex" xmlns:cx8="http://schemas.microsoft.com/office/drawing/2016/5/14/chartex" xmlns:mc="http://schemas.openxmlformats.org/markup-compatibility/2006" xmlns:aink="http://schemas.microsoft.com/office/drawing/2016/ink" xmlns:am3d="http://schemas.microsoft.com/office/drawing/2017/model3d" xmlns:o="urn:schemas-microsoft-com:office:office" xmlns:oel="http://schemas.microsoft.com/office/2019/extlst" xmlns:r="http://schemas.openxmlformats.org/officeDocument/2006/relationships" xmlns:m="http://schemas.openxmlformats.org/officeDocument/2006/math" xmlns:v="urn:schemas-microsoft-com:vml" xmlns:wp14="http://schemas.microsoft.com/office/word/2010/wordprocessingDrawing" xmlns:wp="http://schemas.openxmlformats.org/drawingml/2006/wordprocessingDrawing" xmlns:w10="urn:schemas-microsoft-com:office:word" xmlns:w="http://schemas.openxmlformats.org/wordprocessingml/2006/main" xmlns:w14="http://schemas.microsoft.com/office/word/2010/wordml" xmlns:w15="http://schemas.microsoft.com/office/word/2012/wordml" xmlns:w16cex="http://schemas.microsoft.com/office/word/2018/wordml/cex" xmlns:w16cid="http://schemas.microsoft.com/office/word/2016/wordml/cid" xmlns:w16="http://schemas.microsoft.com/office/word/2018/wordml" xmlns:w16du="http://schemas.microsoft.com/office/word/2023/wordml/word16du" xmlns:w16sdtdh="http://schemas.microsoft.com/office/word/2020/wordml/sdtdatahash" xmlns:w16sdtfl="http://schemas.microsoft.com/office/word/2024/wordml/sdtformatlock" xmlns:w16se="http://schemas.microsoft.com/office/word/2015/wordml/symex" xmlns:wpg="http://schemas.microsoft.com/office/word/2010/wordprocessingGroup" xmlns:wpi="http://schemas.microsoft.com/office/word/2010/wordprocessingInk" xmlns:wne="http://schemas.microsoft.com/office/word/2006/wordml" xmlns:wps="http://schemas.microsoft.com/office/word/2010/wordprocessingShape" mc:Ignorable="w14 w15 w16se w16cid w16 w16cex w16sdtdh w16sdtfl w16du wp14">
+<w:endnotes xmlns:wpc="http://schemas.microsoft.com/office/word/2010/wordprocessingCanvas" xmlns:mc="http://schemas.openxmlformats.org/markup-compatibility/2006" xmlns:o="urn:schemas-microsoft-com:office:office" xmlns:r="http://schemas.openxmlformats.org/officeDocument/2006/relationships" xmlns:m="http://schemas.openxmlformats.org/officeDocument/2006/math" xmlns:v="urn:schemas-microsoft-com:vml" xmlns:wp14="http://schemas.microsoft.com/office/word/2010/wordprocessingDrawing" xmlns:wp="http://schemas.openxmlformats.org/drawingml/2006/wordprocessingDrawing" xmlns:w10="urn:schemas-microsoft-com:office:word" xmlns:w="http://schemas.openxmlformats.org/wordprocessingml/2006/main" xmlns:w14="http://schemas.microsoft.com/office/word/2010/wordml" xmlns:w15="http://schemas.microsoft.com/office/word/2012/wordml" xmlns:wpg="http://schemas.microsoft.com/office/word/2010/wordprocessingGroup" xmlns:wpi="http://schemas.microsoft.com/office/word/2010/wordprocessingInk" xmlns:wne="http://schemas.microsoft.com/office/word/2006/wordml" xmlns:wps="http://schemas.microsoft.com/office/word/2010/wordprocessingShape" mc:Ignorable="w14 w15 wp14">
   <w:endnote w:type="separator" w:id="-1">
     <w:p>
       <w:pPr>
@@ -1786,7 +1881,7 @@
 </file>
 
 <file path=word/footnotes.xml><?xml version="1.0" encoding="utf-8"?>
-<w:footnotes xmlns:wpc="http://schemas.microsoft.com/office/word/2010/wordprocessingCanvas" xmlns:cx="http://schemas.microsoft.com/office/drawing/2014/chartex" xmlns:cx1="http://schemas.microsoft.com/office/drawing/2015/9/8/chartex" xmlns:cx2="http://schemas.microsoft.com/office/drawing/2015/10/21/chartex" xmlns:cx3="http://schemas.microsoft.com/office/drawing/2016/5/9/chartex" xmlns:cx4="http://schemas.microsoft.com/office/drawing/2016/5/10/chartex" xmlns:cx5="http://schemas.microsoft.com/office/drawing/2016/5/11/chartex" xmlns:cx6="http://schemas.microsoft.com/office/drawing/2016/5/12/chartex" xmlns:cx7="http://schemas.microsoft.com/office/drawing/2016/5/13/chartex" xmlns:cx8="http://schemas.microsoft.com/office/drawing/2016/5/14/chartex" xmlns:mc="http://schemas.openxmlformats.org/markup-compatibility/2006" xmlns:aink="http://schemas.microsoft.com/office/drawing/2016/ink" xmlns:am3d="http://schemas.microsoft.com/office/drawing/2017/model3d" xmlns:o="urn:schemas-microsoft-com:office:office" xmlns:oel="http://schemas.microsoft.com/office/2019/extlst" xmlns:r="http://schemas.openxmlformats.org/officeDocument/2006/relationships" xmlns:m="http://schemas.openxmlformats.org/officeDocument/2006/math" xmlns:v="urn:schemas-microsoft-com:vml" xmlns:wp14="http://schemas.microsoft.com/office/word/2010/wordprocessingDrawing" xmlns:wp="http://schemas.openxmlformats.org/drawingml/2006/wordprocessingDrawing" xmlns:w10="urn:schemas-microsoft-com:office:word" xmlns:w="http://schemas.openxmlformats.org/wordprocessingml/2006/main" xmlns:w14="http://schemas.microsoft.com/office/word/2010/wordml" xmlns:w15="http://schemas.microsoft.com/office/word/2012/wordml" xmlns:w16cex="http://schemas.microsoft.com/office/word/2018/wordml/cex" xmlns:w16cid="http://schemas.microsoft.com/office/word/2016/wordml/cid" xmlns:w16="http://schemas.microsoft.com/office/word/2018/wordml" xmlns:w16du="http://schemas.microsoft.com/office/word/2023/wordml/word16du" xmlns:w16sdtdh="http://schemas.microsoft.com/office/word/2020/wordml/sdtdatahash" xmlns:w16sdtfl="http://schemas.microsoft.com/office/word/2024/wordml/sdtformatlock" xmlns:w16se="http://schemas.microsoft.com/office/word/2015/wordml/symex" xmlns:wpg="http://schemas.microsoft.com/office/word/2010/wordprocessingGroup" xmlns:wpi="http://schemas.microsoft.com/office/word/2010/wordprocessingInk" xmlns:wne="http://schemas.microsoft.com/office/word/2006/wordml" xmlns:wps="http://schemas.microsoft.com/office/word/2010/wordprocessingShape" mc:Ignorable="w14 w15 w16se w16cid w16 w16cex w16sdtdh w16sdtfl w16du wp14">
+<w:footnotes xmlns:wpc="http://schemas.microsoft.com/office/word/2010/wordprocessingCanvas" xmlns:mc="http://schemas.openxmlformats.org/markup-compatibility/2006" xmlns:o="urn:schemas-microsoft-com:office:office" xmlns:r="http://schemas.openxmlformats.org/officeDocument/2006/relationships" xmlns:m="http://schemas.openxmlformats.org/officeDocument/2006/math" xmlns:v="urn:schemas-microsoft-com:vml" xmlns:wp14="http://schemas.microsoft.com/office/word/2010/wordprocessingDrawing" xmlns:wp="http://schemas.openxmlformats.org/drawingml/2006/wordprocessingDrawing" xmlns:w10="urn:schemas-microsoft-com:office:word" xmlns:w="http://schemas.openxmlformats.org/wordprocessingml/2006/main" xmlns:w14="http://schemas.microsoft.com/office/word/2010/wordml" xmlns:w15="http://schemas.microsoft.com/office/word/2012/wordml" xmlns:wpg="http://schemas.microsoft.com/office/word/2010/wordprocessingGroup" xmlns:wpi="http://schemas.microsoft.com/office/word/2010/wordprocessingInk" xmlns:wne="http://schemas.microsoft.com/office/word/2006/wordml" xmlns:wps="http://schemas.microsoft.com/office/word/2010/wordprocessingShape" mc:Ignorable="w14 w15 wp14">
   <w:footnote w:type="separator" w:id="-1">
     <w:p>
       <w:pPr>
@@ -1811,7 +1906,7 @@
 </file>
 
 <file path=word/numbering.xml><?xml version="1.0" encoding="utf-8"?>
-<w:numbering xmlns:wpc="http://schemas.microsoft.com/office/word/2010/wordprocessingCanvas" xmlns:cx="http://schemas.microsoft.com/office/drawing/2014/chartex" xmlns:cx1="http://schemas.microsoft.com/office/drawing/2015/9/8/chartex" xmlns:cx2="http://schemas.microsoft.com/office/drawing/2015/10/21/chartex" xmlns:cx3="http://schemas.microsoft.com/office/drawing/2016/5/9/chartex" xmlns:cx4="http://schemas.microsoft.com/office/drawing/2016/5/10/chartex" xmlns:cx5="http://schemas.microsoft.com/office/drawing/2016/5/11/chartex" xmlns:cx6="http://schemas.microsoft.com/office/drawing/2016/5/12/chartex" xmlns:cx7="http://schemas.microsoft.com/office/drawing/2016/5/13/chartex" xmlns:cx8="http://schemas.microsoft.com/office/drawing/2016/5/14/chartex" xmlns:mc="http://schemas.openxmlformats.org/markup-compatibility/2006" xmlns:aink="http://schemas.microsoft.com/office/drawing/2016/ink" xmlns:am3d="http://schemas.microsoft.com/office/drawing/2017/model3d" xmlns:o="urn:schemas-microsoft-com:office:office" xmlns:oel="http://schemas.microsoft.com/office/2019/extlst" xmlns:r="http://schemas.openxmlformats.org/officeDocument/2006/relationships" xmlns:m="http://schemas.openxmlformats.org/officeDocument/2006/math" xmlns:v="urn:schemas-microsoft-com:vml" xmlns:wp14="http://schemas.microsoft.com/office/word/2010/wordprocessingDrawing" xmlns:wp="http://schemas.openxmlformats.org/drawingml/2006/wordprocessingDrawing" xmlns:w10="urn:schemas-microsoft-com:office:word" xmlns:w="http://schemas.openxmlformats.org/wordprocessingml/2006/main" xmlns:w14="http://schemas.microsoft.com/office/word/2010/wordml" xmlns:w15="http://schemas.microsoft.com/office/word/2012/wordml" xmlns:w16cex="http://schemas.microsoft.com/office/word/2018/wordml/cex" xmlns:w16cid="http://schemas.microsoft.com/office/word/2016/wordml/cid" xmlns:w16="http://schemas.microsoft.com/office/word/2018/wordml" xmlns:w16du="http://schemas.microsoft.com/office/word/2023/wordml/word16du" xmlns:w16sdtdh="http://schemas.microsoft.com/office/word/2020/wordml/sdtdatahash" xmlns:w16sdtfl="http://schemas.microsoft.com/office/word/2024/wordml/sdtformatlock" xmlns:w16se="http://schemas.microsoft.com/office/word/2015/wordml/symex" xmlns:wpg="http://schemas.microsoft.com/office/word/2010/wordprocessingGroup" xmlns:wpi="http://schemas.microsoft.com/office/word/2010/wordprocessingInk" xmlns:wne="http://schemas.microsoft.com/office/word/2006/wordml" xmlns:wps="http://schemas.microsoft.com/office/word/2010/wordprocessingShape" mc:Ignorable="w14 w15 w16se w16cid w16 w16cex w16sdtdh w16sdtfl w16du wp14">
+<w:numbering xmlns:wpc="http://schemas.microsoft.com/office/word/2010/wordprocessingCanvas" xmlns:mc="http://schemas.openxmlformats.org/markup-compatibility/2006" xmlns:o="urn:schemas-microsoft-com:office:office" xmlns:r="http://schemas.openxmlformats.org/officeDocument/2006/relationships" xmlns:m="http://schemas.openxmlformats.org/officeDocument/2006/math" xmlns:v="urn:schemas-microsoft-com:vml" xmlns:wp14="http://schemas.microsoft.com/office/word/2010/wordprocessingDrawing" xmlns:wp="http://schemas.openxmlformats.org/drawingml/2006/wordprocessingDrawing" xmlns:w10="urn:schemas-microsoft-com:office:word" xmlns:w="http://schemas.openxmlformats.org/wordprocessingml/2006/main" xmlns:w14="http://schemas.microsoft.com/office/word/2010/wordml" xmlns:w15="http://schemas.microsoft.com/office/word/2012/wordml" xmlns:wpg="http://schemas.microsoft.com/office/word/2010/wordprocessingGroup" xmlns:wpi="http://schemas.microsoft.com/office/word/2010/wordprocessingInk" xmlns:wne="http://schemas.microsoft.com/office/word/2006/wordml" xmlns:wps="http://schemas.microsoft.com/office/word/2010/wordprocessingShape" mc:Ignorable="w14 w15 wp14">
   <w:numPicBullet w:numPicBulletId="0">
     <w:pict>
       <v:shapetype id="_x0000_t75" coordsize="21600,21600" o:spt="75" o:preferrelative="t" path="m@4@5l@4@11@9@11@9@5xe" filled="f" stroked="f">
@@ -1833,14 +1928,14 @@
         <v:path o:extrusionok="f" gradientshapeok="t" o:connecttype="rect"/>
         <o:lock v:ext="edit" aspectratio="t"/>
       </v:shapetype>
-      <v:shape id="_x0000_i1030" type="#_x0000_t75" alt="Logo, icon&#10;&#10;Description automatically generated with medium confidence" style="width:7.85pt;height:5.7pt;flip:x;visibility:visible;mso-wrap-style:square" o:bullet="t">
+      <v:shape id="_x0000_i1070" type="#_x0000_t75" alt="Logo, icon&#10;&#10;Description automatically generated with medium confidence" style="width:7.45pt;height:5.45pt;flip:x;visibility:visible;mso-wrap-style:square" o:bullet="t">
         <v:imagedata r:id="rId1" o:title="Logo, icon&#10;&#10;Description automatically generated with medium confidence"/>
       </v:shape>
     </w:pict>
   </w:numPicBullet>
   <w:numPicBullet w:numPicBulletId="1">
     <w:pict>
-      <v:shape id="_x0000_i1031" type="#_x0000_t75" alt="Shape&#10;&#10;Description automatically generated with low confidence" style="width:9.25pt;height:9.25pt;visibility:visible;mso-wrap-style:square" o:bullet="t">
+      <v:shape id="_x0000_i1071" type="#_x0000_t75" alt="Shape&#10;&#10;Description automatically generated with low confidence" style="width:9.5pt;height:9.5pt;visibility:visible;mso-wrap-style:square" o:bullet="t">
         <v:imagedata r:id="rId2" o:title="Shape&#10;&#10;Description automatically generated with low confidence"/>
       </v:shape>
     </w:pict>
@@ -2256,20 +2351,20 @@
       </w:rPr>
     </w:lvl>
   </w:abstractNum>
-  <w:num w:numId="1" w16cid:durableId="1929194836">
+  <w:num w:numId="1">
     <w:abstractNumId w:val="2"/>
   </w:num>
-  <w:num w:numId="2" w16cid:durableId="1282686707">
+  <w:num w:numId="2">
     <w:abstractNumId w:val="0"/>
   </w:num>
-  <w:num w:numId="3" w16cid:durableId="717974284">
+  <w:num w:numId="3">
     <w:abstractNumId w:val="1"/>
   </w:num>
 </w:numbering>
 </file>
 
 <file path=word/styles.xml><?xml version="1.0" encoding="utf-8"?>
-<w:styles xmlns:mc="http://schemas.openxmlformats.org/markup-compatibility/2006" xmlns:r="http://schemas.openxmlformats.org/officeDocument/2006/relationships" xmlns:w="http://schemas.openxmlformats.org/wordprocessingml/2006/main" xmlns:w14="http://schemas.microsoft.com/office/word/2010/wordml" xmlns:w15="http://schemas.microsoft.com/office/word/2012/wordml" xmlns:w16cex="http://schemas.microsoft.com/office/word/2018/wordml/cex" xmlns:w16cid="http://schemas.microsoft.com/office/word/2016/wordml/cid" xmlns:w16="http://schemas.microsoft.com/office/word/2018/wordml" xmlns:w16du="http://schemas.microsoft.com/office/word/2023/wordml/word16du" xmlns:w16sdtdh="http://schemas.microsoft.com/office/word/2020/wordml/sdtdatahash" xmlns:w16sdtfl="http://schemas.microsoft.com/office/word/2024/wordml/sdtformatlock" xmlns:w16se="http://schemas.microsoft.com/office/word/2015/wordml/symex" mc:Ignorable="w14 w15 w16se w16cid w16 w16cex w16sdtdh w16sdtfl w16du">
+<w:styles xmlns:mc="http://schemas.openxmlformats.org/markup-compatibility/2006" xmlns:r="http://schemas.openxmlformats.org/officeDocument/2006/relationships" xmlns:w="http://schemas.openxmlformats.org/wordprocessingml/2006/main" xmlns:w14="http://schemas.microsoft.com/office/word/2010/wordml" xmlns:w15="http://schemas.microsoft.com/office/word/2012/wordml" mc:Ignorable="w14 w15">
   <w:docDefaults>
     <w:rPrDefault>
       <w:rPr>
@@ -2287,7 +2382,7 @@
       </w:pPr>
     </w:pPrDefault>
   </w:docDefaults>
-  <w:latentStyles w:defLockedState="0" w:defUIPriority="99" w:defSemiHidden="0" w:defUnhideWhenUsed="0" w:defQFormat="0" w:count="376">
+  <w:latentStyles w:defLockedState="0" w:defUIPriority="99" w:defSemiHidden="0" w:defUnhideWhenUsed="0" w:defQFormat="0" w:count="371">
     <w:lsdException w:name="Normal" w:uiPriority="0" w:qFormat="1"/>
     <w:lsdException w:name="heading 1" w:uiPriority="9" w:qFormat="1"/>
     <w:lsdException w:name="heading 2" w:semiHidden="1" w:uiPriority="9" w:unhideWhenUsed="1" w:qFormat="1"/>
@@ -2659,11 +2754,6 @@
     <w:lsdException w:name="List Table 5 Dark Accent 6" w:uiPriority="50"/>
     <w:lsdException w:name="List Table 6 Colorful Accent 6" w:uiPriority="51"/>
     <w:lsdException w:name="List Table 7 Colorful Accent 6" w:uiPriority="52"/>
-    <w:lsdException w:name="Mention" w:semiHidden="1" w:unhideWhenUsed="1"/>
-    <w:lsdException w:name="Smart Hyperlink" w:semiHidden="1" w:unhideWhenUsed="1"/>
-    <w:lsdException w:name="Hashtag" w:semiHidden="1" w:unhideWhenUsed="1"/>
-    <w:lsdException w:name="Unresolved Mention" w:semiHidden="1" w:unhideWhenUsed="1"/>
-    <w:lsdException w:name="Smart Link" w:semiHidden="1" w:unhideWhenUsed="1"/>
   </w:latentStyles>
   <w:style w:type="paragraph" w:default="1" w:styleId="Normal">
     <w:name w:val="Normal"/>
@@ -3013,11 +3103,11 @@
       <w:color w:val="272727" w:themeColor="text1" w:themeTint="D8"/>
     </w:rPr>
   </w:style>
-  <w:style w:type="paragraph" w:styleId="Ttulo">
+  <w:style w:type="paragraph" w:styleId="Puesto">
     <w:name w:val="Title"/>
     <w:basedOn w:val="Normal"/>
     <w:next w:val="Normal"/>
-    <w:link w:val="TtuloCar"/>
+    <w:link w:val="PuestoCar"/>
     <w:uiPriority w:val="10"/>
     <w:qFormat/>
     <w:rsid w:val="003B1996"/>
@@ -3033,10 +3123,10 @@
       <w:szCs w:val="56"/>
     </w:rPr>
   </w:style>
-  <w:style w:type="character" w:customStyle="1" w:styleId="TtuloCar">
-    <w:name w:val="Título Car"/>
+  <w:style w:type="character" w:customStyle="1" w:styleId="PuestoCar">
+    <w:name w:val="Puesto Car"/>
     <w:basedOn w:val="Fuentedeprrafopredeter"/>
-    <w:link w:val="Ttulo"/>
+    <w:link w:val="Puesto"/>
     <w:uiPriority w:val="10"/>
     <w:rsid w:val="003B1996"/>
     <w:rPr>
@@ -3195,7 +3285,7 @@
       <w:u w:val="single"/>
     </w:rPr>
   </w:style>
-  <w:style w:type="character" w:styleId="Mencinsinresolver">
+  <w:style w:type="character" w:customStyle="1" w:styleId="UnresolvedMention">
     <w:name w:val="Unresolved Mention"/>
     <w:basedOn w:val="Fuentedeprrafopredeter"/>
     <w:uiPriority w:val="99"/>
@@ -3250,6 +3340,17 @@
     <w:link w:val="Piedepgina"/>
     <w:uiPriority w:val="99"/>
     <w:rsid w:val="00046386"/>
+  </w:style>
+  <w:style w:type="character" w:styleId="Textoennegrita">
+    <w:name w:val="Strong"/>
+    <w:basedOn w:val="Fuentedeprrafopredeter"/>
+    <w:uiPriority w:val="22"/>
+    <w:qFormat/>
+    <w:rsid w:val="00C31727"/>
+    <w:rPr>
+      <w:b/>
+      <w:bCs/>
+    </w:rPr>
   </w:style>
 </w:styles>
 </file>
@@ -3574,7 +3675,7 @@
 </file>
 
 <file path=customXml/itemProps1.xml><?xml version="1.0" encoding="utf-8"?>
-<ds:datastoreItem xmlns:ds="http://schemas.openxmlformats.org/officeDocument/2006/customXml" ds:itemID="{1CBEB4EF-CE7E-4E53-94DB-D8EC6852D13C}">
+<ds:datastoreItem xmlns:ds="http://schemas.openxmlformats.org/officeDocument/2006/customXml" ds:itemID="{40A19CEB-DCCA-4C76-A40E-191C5ABF5463}">
   <ds:schemaRefs>
     <ds:schemaRef ds:uri="http://schemas.openxmlformats.org/officeDocument/2006/bibliography"/>
   </ds:schemaRefs>

--- a/Personal/Road To CV/NicolásAlejandroDiDomenico_CV_V2.docx
+++ b/Personal/Road To CV/NicolásAlejandroDiDomenico_CV_V2.docx
@@ -339,7 +339,7 @@
                             </w:pPr>
                             <w:r>
                               <w:pict w14:anchorId="3FAE6E9B">
-                                <v:shape id="Imagen 13" o:spid="_x0000_i1025" type="#_x0000_t75" alt="Logo, icon&#10;&#10;Description automatically generated with medium confidence" style="width:7.45pt;height:5.45pt;flip:x;visibility:visible;mso-wrap-style:square">
+                                <v:shape id="Imagen 13" o:spid="_x0000_i1025" type="#_x0000_t75" alt="Logo, icon&#10;&#10;Description automatically generated with medium confidence" style="width:7.5pt;height:5.25pt;flip:x;visibility:visible;mso-wrap-style:square">
                                   <v:imagedata r:id="rId9" o:title="Logo, icon&#10;&#10;Description automatically generated with medium confidence"/>
                                 </v:shape>
                               </w:pict>
@@ -641,7 +641,7 @@
                                     </pic:cNvPicPr>
                                   </pic:nvPicPr>
                                   <pic:blipFill>
-                                    <a:blip r:embed="rId8" cstate="print">
+                                    <a:blip r:embed="rId10" cstate="print">
                                       <a:extLst>
                                         <a:ext uri="{28A0092B-C50C-407E-A947-70E740481C1C}">
                                           <a14:useLocalDpi xmlns:a14="http://schemas.microsoft.com/office/drawing/2010/main" val="0"/>
@@ -733,7 +733,7 @@
                       <w:r>
                         <w:pict w14:anchorId="3FAE6E9B">
                           <v:shape id="Imagen 13" o:spid="_x0000_i1025" type="#_x0000_t75" alt="Logo, icon&#10;&#10;Description automatically generated with medium confidence" style="width:7.45pt;height:5.45pt;flip:x;visibility:visible;mso-wrap-style:square">
-                            <v:imagedata r:id="rId9" o:title="Logo, icon&#10;&#10;Description automatically generated with medium confidence"/>
+                            <v:imagedata r:id="rId11" o:title="Logo, icon&#10;&#10;Description automatically generated with medium confidence"/>
                           </v:shape>
                         </w:pict>
                       </w:r>
@@ -914,7 +914,7 @@
                     </pic:cNvPicPr>
                   </pic:nvPicPr>
                   <pic:blipFill rotWithShape="1">
-                    <a:blip r:embed="rId10" cstate="print">
+                    <a:blip r:embed="rId12" cstate="print">
                       <a:extLst>
                         <a:ext uri="{28A0092B-C50C-407E-A947-70E740481C1C}">
                           <a14:useLocalDpi xmlns:a14="http://schemas.microsoft.com/office/drawing/2010/main" val="0"/>
@@ -943,7 +943,7 @@
                       <a:tailEnd type="none" w="med" len="med"/>
                       <a:extLst>
                         <a:ext uri="{C807C97D-BFC1-408E-A445-0C87EB9F89A2}">
-                          <ask:lineSketchStyleProps xmlns:ask="http://schemas.microsoft.com/office/drawing/2018/sketchyshapes" xmlns:w16se="http://schemas.microsoft.com/office/word/2015/wordml/symex" xmlns:w16sdtfl="http://schemas.microsoft.com/office/word/2024/wordml/sdtformatlock" xmlns:w16sdtdh="http://schemas.microsoft.com/office/word/2020/wordml/sdtdatahash" xmlns:w16du="http://schemas.microsoft.com/office/word/2023/wordml/word16du" xmlns:w16="http://schemas.microsoft.com/office/word/2018/wordml" xmlns:w16cid="http://schemas.microsoft.com/office/word/2016/wordml/cid" xmlns:w16cex="http://schemas.microsoft.com/office/word/2018/wordml/cex" xmlns:w="http://schemas.openxmlformats.org/wordprocessingml/2006/main" xmlns:w10="urn:schemas-microsoft-com:office:word" xmlns:v="urn:schemas-microsoft-com:vml" xmlns:oel="http://schemas.microsoft.com/office/2019/extlst" xmlns:o="urn:schemas-microsoft-com:office:office" xmlns:am3d="http://schemas.microsoft.com/office/drawing/2017/model3d" xmlns:aink="http://schemas.microsoft.com/office/drawing/2016/ink" xmlns:cx8="http://schemas.microsoft.com/office/drawing/2016/5/14/chartex" xmlns:cx7="http://schemas.microsoft.com/office/drawing/2016/5/13/chartex" xmlns:cx6="http://schemas.microsoft.com/office/drawing/2016/5/12/chartex" xmlns:cx5="http://schemas.microsoft.com/office/drawing/2016/5/11/chartex" xmlns:cx4="http://schemas.microsoft.com/office/drawing/2016/5/10/chartex" xmlns:cx3="http://schemas.microsoft.com/office/drawing/2016/5/9/chartex" xmlns:cx2="http://schemas.microsoft.com/office/drawing/2015/10/21/chartex" xmlns:cx1="http://schemas.microsoft.com/office/drawing/2015/9/8/chartex" xmlns:cx="http://schemas.microsoft.com/office/drawing/2014/chartex" xmlns="" sd="0">
+                          <ask:lineSketchStyleProps xmlns="" xmlns:cx="http://schemas.microsoft.com/office/drawing/2014/chartex" xmlns:cx1="http://schemas.microsoft.com/office/drawing/2015/9/8/chartex" xmlns:cx2="http://schemas.microsoft.com/office/drawing/2015/10/21/chartex" xmlns:cx3="http://schemas.microsoft.com/office/drawing/2016/5/9/chartex" xmlns:cx4="http://schemas.microsoft.com/office/drawing/2016/5/10/chartex" xmlns:cx5="http://schemas.microsoft.com/office/drawing/2016/5/11/chartex" xmlns:cx6="http://schemas.microsoft.com/office/drawing/2016/5/12/chartex" xmlns:cx7="http://schemas.microsoft.com/office/drawing/2016/5/13/chartex" xmlns:cx8="http://schemas.microsoft.com/office/drawing/2016/5/14/chartex" xmlns:aink="http://schemas.microsoft.com/office/drawing/2016/ink" xmlns:am3d="http://schemas.microsoft.com/office/drawing/2017/model3d" xmlns:o="urn:schemas-microsoft-com:office:office" xmlns:oel="http://schemas.microsoft.com/office/2019/extlst" xmlns:v="urn:schemas-microsoft-com:vml" xmlns:w10="urn:schemas-microsoft-com:office:word" xmlns:w="http://schemas.openxmlformats.org/wordprocessingml/2006/main" xmlns:w16cex="http://schemas.microsoft.com/office/word/2018/wordml/cex" xmlns:w16cid="http://schemas.microsoft.com/office/word/2016/wordml/cid" xmlns:w16="http://schemas.microsoft.com/office/word/2018/wordml" xmlns:w16du="http://schemas.microsoft.com/office/word/2023/wordml/word16du" xmlns:w16sdtdh="http://schemas.microsoft.com/office/word/2020/wordml/sdtdatahash" xmlns:w16sdtfl="http://schemas.microsoft.com/office/word/2024/wordml/sdtformatlock" xmlns:w16se="http://schemas.microsoft.com/office/word/2015/wordml/symex" xmlns:ask="http://schemas.microsoft.com/office/drawing/2018/sketchyshapes" sd="0">
                             <a:custGeom>
                               <a:avLst/>
                               <a:gdLst/>
@@ -1121,20 +1121,7 @@
                                 <w:sz w:val="40"/>
                                 <w:szCs w:val="48"/>
                               </w:rPr>
-                              <w:t>Di Dom</w:t>
-                            </w:r>
-                            <w:bookmarkStart w:id="0" w:name="_GoBack"/>
-                            <w:bookmarkEnd w:id="0"/>
-                            <w:r>
-                              <w:rPr>
-                                <w:rFonts w:ascii="Arial" w:hAnsi="Arial" w:cs="Arial"/>
-                                <w:b/>
-                                <w:bCs/>
-                                <w:color w:val="FFFFFF" w:themeColor="background1"/>
-                                <w:sz w:val="40"/>
-                                <w:szCs w:val="48"/>
-                              </w:rPr>
-                              <w:t>enic</w:t>
+                              <w:t>Di Domenic</w:t>
                             </w:r>
                             <w:r>
                               <w:rPr>
@@ -1731,7 +1718,7 @@
           <w:sz w:val="22"/>
           <w:szCs w:val="22"/>
         </w:rPr>
-        <w:t xml:space="preserve">2025 – </w:t>
+        <w:t xml:space="preserve">2024 – Actualidad – </w:t>
       </w:r>
       <w:r>
         <w:rPr>
@@ -1741,15 +1728,41 @@
           <w:sz w:val="22"/>
           <w:szCs w:val="22"/>
         </w:rPr>
-        <w:t>Analista en Sistemas</w:t>
-      </w:r>
-      <w:r>
-        <w:rPr>
-          <w:rFonts w:ascii="Arial" w:hAnsi="Arial" w:cs="Arial"/>
-          <w:sz w:val="22"/>
-          <w:szCs w:val="22"/>
-        </w:rPr>
-        <w:t xml:space="preserve"> (título intermedio) – Universidad Abierta Interamericana (UAI).</w:t>
+        <w:t>Ingeniería en Sistemas Informáticos</w:t>
+      </w:r>
+      <w:r>
+        <w:rPr>
+          <w:rFonts w:ascii="Arial" w:hAnsi="Arial" w:cs="Arial"/>
+          <w:sz w:val="22"/>
+          <w:szCs w:val="22"/>
+        </w:rPr>
+        <w:t xml:space="preserve"> – UAI. Cursada</w:t>
+      </w:r>
+      <w:r>
+        <w:rPr>
+          <w:rFonts w:ascii="Arial" w:hAnsi="Arial" w:cs="Arial"/>
+          <w:sz w:val="22"/>
+          <w:szCs w:val="22"/>
+        </w:rPr>
+        <w:t xml:space="preserve"> </w:t>
+      </w:r>
+      <w:r>
+        <w:rPr>
+          <w:rFonts w:ascii="Arial" w:hAnsi="Arial" w:cs="Arial"/>
+          <w:sz w:val="22"/>
+          <w:szCs w:val="22"/>
+        </w:rPr>
+        <w:t>terminada, actualmente finalizando el proyecto para rendir la última materia</w:t>
+      </w:r>
+      <w:bookmarkStart w:id="0" w:name="_GoBack"/>
+      <w:bookmarkEnd w:id="0"/>
+      <w:r>
+        <w:rPr>
+          <w:rFonts w:ascii="Arial" w:hAnsi="Arial" w:cs="Arial"/>
+          <w:sz w:val="22"/>
+          <w:szCs w:val="22"/>
+        </w:rPr>
+        <w:t>.</w:t>
       </w:r>
     </w:p>
     <w:p>
@@ -1768,7 +1781,31 @@
           <w:sz w:val="22"/>
           <w:szCs w:val="22"/>
         </w:rPr>
-        <w:t xml:space="preserve">2024 – Actualidad – </w:t>
+        <w:t xml:space="preserve">2024 </w:t>
+      </w:r>
+      <w:r>
+        <w:rPr>
+          <w:rFonts w:ascii="Arial" w:hAnsi="Arial" w:cs="Arial"/>
+          <w:sz w:val="22"/>
+          <w:szCs w:val="22"/>
+        </w:rPr>
+        <w:t xml:space="preserve">– </w:t>
+      </w:r>
+      <w:r>
+        <w:rPr>
+          <w:rFonts w:ascii="Arial" w:hAnsi="Arial" w:cs="Arial"/>
+          <w:sz w:val="22"/>
+          <w:szCs w:val="22"/>
+        </w:rPr>
+        <w:t xml:space="preserve"> </w:t>
+      </w:r>
+      <w:r>
+        <w:rPr>
+          <w:rFonts w:ascii="Arial" w:hAnsi="Arial" w:cs="Arial"/>
+          <w:sz w:val="22"/>
+          <w:szCs w:val="22"/>
+        </w:rPr>
+        <w:t xml:space="preserve">2025 – </w:t>
       </w:r>
       <w:r>
         <w:rPr>
@@ -1778,15 +1815,15 @@
           <w:sz w:val="22"/>
           <w:szCs w:val="22"/>
         </w:rPr>
-        <w:t>Ingeniería en Sistemas Informáticos</w:t>
-      </w:r>
-      <w:r>
-        <w:rPr>
-          <w:rFonts w:ascii="Arial" w:hAnsi="Arial" w:cs="Arial"/>
-          <w:sz w:val="22"/>
-          <w:szCs w:val="22"/>
-        </w:rPr>
-        <w:t xml:space="preserve"> – UAI. Cursando último cuatrimestre.</w:t>
+        <w:t>Analista en Sistemas</w:t>
+      </w:r>
+      <w:r>
+        <w:rPr>
+          <w:rFonts w:ascii="Arial" w:hAnsi="Arial" w:cs="Arial"/>
+          <w:sz w:val="22"/>
+          <w:szCs w:val="22"/>
+        </w:rPr>
+        <w:t xml:space="preserve"> (título intermedio) – Universidad Abierta Interamericana (UAI).</w:t>
       </w:r>
     </w:p>
     <w:p>
@@ -1928,14 +1965,14 @@
         <v:path o:extrusionok="f" gradientshapeok="t" o:connecttype="rect"/>
         <o:lock v:ext="edit" aspectratio="t"/>
       </v:shapetype>
-      <v:shape id="_x0000_i1070" type="#_x0000_t75" alt="Logo, icon&#10;&#10;Description automatically generated with medium confidence" style="width:7.45pt;height:5.45pt;flip:x;visibility:visible;mso-wrap-style:square" o:bullet="t">
+      <v:shape id="_x0000_i1030" type="#_x0000_t75" alt="Logo, icon&#10;&#10;Description automatically generated with medium confidence" style="width:7.5pt;height:5.25pt;flip:x;visibility:visible;mso-wrap-style:square" o:bullet="t">
         <v:imagedata r:id="rId1" o:title="Logo, icon&#10;&#10;Description automatically generated with medium confidence"/>
       </v:shape>
     </w:pict>
   </w:numPicBullet>
   <w:numPicBullet w:numPicBulletId="1">
     <w:pict>
-      <v:shape id="_x0000_i1071" type="#_x0000_t75" alt="Shape&#10;&#10;Description automatically generated with low confidence" style="width:9.5pt;height:9.5pt;visibility:visible;mso-wrap-style:square" o:bullet="t">
+      <v:shape id="_x0000_i1031" type="#_x0000_t75" alt="Shape&#10;&#10;Description automatically generated with low confidence" style="width:9.75pt;height:9.75pt;visibility:visible;mso-wrap-style:square" o:bullet="t">
         <v:imagedata r:id="rId2" o:title="Shape&#10;&#10;Description automatically generated with low confidence"/>
       </v:shape>
     </w:pict>
@@ -3675,7 +3712,7 @@
 </file>
 
 <file path=customXml/itemProps1.xml><?xml version="1.0" encoding="utf-8"?>
-<ds:datastoreItem xmlns:ds="http://schemas.openxmlformats.org/officeDocument/2006/customXml" ds:itemID="{40A19CEB-DCCA-4C76-A40E-191C5ABF5463}">
+<ds:datastoreItem xmlns:ds="http://schemas.openxmlformats.org/officeDocument/2006/customXml" ds:itemID="{E4D98682-EAFB-4A13-8B41-E1AB602C9CB0}">
   <ds:schemaRefs>
     <ds:schemaRef ds:uri="http://schemas.openxmlformats.org/officeDocument/2006/bibliography"/>
   </ds:schemaRefs>
